--- a/data/contract_keyword_review/input/07-待審閱合約.docx
+++ b/data/contract_keyword_review/input/07-待審閱合約.docx
@@ -45,9 +45,15 @@
       </w:r>
       <w:r>
         <w:rPr>
+          <w:rFonts w:eastAsia="標楷體" w:hint="eastAsia"/>
+        </w:rPr>
+        <w:t>微軟</w:t>
+      </w:r>
+      <w:r>
+        <w:rPr>
           <w:rFonts w:eastAsia="標楷體"/>
         </w:rPr>
-        <w:t>和泰汽車股份有限公司</w:t>
+        <w:t>汽車股份有限公司</w:t>
       </w:r>
       <w:r>
         <w:rPr>
@@ -550,59 +556,31 @@
         <w:rPr>
           <w:rFonts w:eastAsia="標楷體" w:hint="eastAsia"/>
         </w:rPr>
-        <w:t>自</w:t>
-      </w:r>
-      <w:proofErr w:type="gramStart"/>
+        <w:t>自收受乙方發票之次月</w:t>
+      </w:r>
       <w:r>
         <w:rPr>
           <w:rFonts w:eastAsia="標楷體" w:hint="eastAsia"/>
         </w:rPr>
-        <w:t>收受乙方</w:t>
-      </w:r>
-      <w:proofErr w:type="gramEnd"/>
+        <w:t>末</w:t>
+      </w:r>
+      <w:r>
+        <w:rPr>
+          <w:rFonts w:eastAsia="標楷體"/>
+        </w:rPr>
+        <w:t>日匯款</w:t>
+      </w:r>
       <w:r>
         <w:rPr>
           <w:rFonts w:eastAsia="標楷體" w:hint="eastAsia"/>
         </w:rPr>
-        <w:t>發票之次月</w:t>
-      </w:r>
-      <w:r>
-        <w:rPr>
-          <w:rFonts w:eastAsia="標楷體" w:hint="eastAsia"/>
-        </w:rPr>
-        <w:t>末</w:t>
+        <w:t>予</w:t>
       </w:r>
       <w:r>
         <w:rPr>
           <w:rFonts w:eastAsia="標楷體"/>
         </w:rPr>
-        <w:t>日</w:t>
-      </w:r>
-      <w:proofErr w:type="gramStart"/>
-      <w:r>
-        <w:rPr>
-          <w:rFonts w:eastAsia="標楷體"/>
-        </w:rPr>
-        <w:t>匯款</w:t>
-      </w:r>
-      <w:r>
-        <w:rPr>
-          <w:rFonts w:eastAsia="標楷體" w:hint="eastAsia"/>
-        </w:rPr>
-        <w:t>予</w:t>
-      </w:r>
-      <w:r>
-        <w:rPr>
-          <w:rFonts w:eastAsia="標楷體"/>
-        </w:rPr>
-        <w:t>乙方</w:t>
-      </w:r>
-      <w:proofErr w:type="gramEnd"/>
-      <w:r>
-        <w:rPr>
-          <w:rFonts w:eastAsia="標楷體"/>
-        </w:rPr>
-        <w:t>。</w:t>
+        <w:t>乙方。</w:t>
       </w:r>
     </w:p>
     <w:p>
@@ -952,27 +930,7 @@
           <w:sz w:val="24"/>
           <w:szCs w:val="24"/>
         </w:rPr>
-        <w:t>文件</w:t>
-      </w:r>
-      <w:proofErr w:type="gramStart"/>
-      <w:r>
-        <w:rPr>
-          <w:rFonts w:ascii="Times New Roman" w:eastAsia="標楷體" w:hAnsi="Times New Roman" w:cs="Times New Roman" w:hint="eastAsia"/>
-          <w:kern w:val="2"/>
-          <w:sz w:val="24"/>
-          <w:szCs w:val="24"/>
-        </w:rPr>
-        <w:t>返還甲方</w:t>
-      </w:r>
-      <w:proofErr w:type="gramEnd"/>
-      <w:r>
-        <w:rPr>
-          <w:rFonts w:ascii="Times New Roman" w:eastAsia="標楷體" w:hAnsi="Times New Roman" w:cs="Times New Roman" w:hint="eastAsia"/>
-          <w:kern w:val="2"/>
-          <w:sz w:val="24"/>
-          <w:szCs w:val="24"/>
-        </w:rPr>
-        <w:t>，並繼續負保密責任。如</w:t>
+        <w:t>文件返還甲方，並繼續負保密責任。如</w:t>
       </w:r>
       <w:r>
         <w:rPr>
@@ -1227,27 +1185,7 @@
           <w:sz w:val="24"/>
           <w:szCs w:val="24"/>
         </w:rPr>
-        <w:t>乙方應確保自己之受</w:t>
-      </w:r>
-      <w:proofErr w:type="gramStart"/>
-      <w:r>
-        <w:rPr>
-          <w:rFonts w:ascii="Times New Roman" w:eastAsia="標楷體" w:hAnsi="Times New Roman" w:cs="Times New Roman" w:hint="eastAsia"/>
-          <w:kern w:val="2"/>
-          <w:sz w:val="24"/>
-          <w:szCs w:val="24"/>
-        </w:rPr>
-        <w:t>僱</w:t>
-      </w:r>
-      <w:proofErr w:type="gramEnd"/>
-      <w:r>
-        <w:rPr>
-          <w:rFonts w:ascii="Times New Roman" w:eastAsia="標楷體" w:hAnsi="Times New Roman" w:cs="Times New Roman" w:hint="eastAsia"/>
-          <w:kern w:val="2"/>
-          <w:sz w:val="24"/>
-          <w:szCs w:val="24"/>
-        </w:rPr>
-        <w:t>人、代理人及任何因本案工作而接觸前項機密資訊之人員，均締結保密協定，且明瞭並同意依本合約之約定負保密義務。乙方前述人員若有違反本合約所定保密義務者，甲方得要求乙方執行保密協定，乙方並應依前項規定賠償甲方。</w:t>
+        <w:t>乙方應確保自己之受僱人、代理人及任何因本案工作而接觸前項機密資訊之人員，均締結保密協定，且明瞭並同意依本合約之約定負保密義務。乙方前述人員若有違反本合約所定保密義務者，甲方得要求乙方執行保密協定，乙方並應依前項規定賠償甲方。</w:t>
       </w:r>
     </w:p>
     <w:p>
@@ -1293,27 +1231,7 @@
           <w:sz w:val="24"/>
           <w:szCs w:val="24"/>
         </w:rPr>
-        <w:t>乙方同意如有</w:t>
-      </w:r>
-      <w:proofErr w:type="gramStart"/>
-      <w:r>
-        <w:rPr>
-          <w:rFonts w:ascii="Times New Roman" w:eastAsia="標楷體" w:hAnsi="Times New Roman" w:cs="Times New Roman" w:hint="eastAsia"/>
-          <w:kern w:val="2"/>
-          <w:sz w:val="24"/>
-          <w:szCs w:val="24"/>
-        </w:rPr>
-        <w:t>收受甲方</w:t>
-      </w:r>
-      <w:proofErr w:type="gramEnd"/>
-      <w:r>
-        <w:rPr>
-          <w:rFonts w:ascii="Times New Roman" w:eastAsia="標楷體" w:hAnsi="Times New Roman" w:cs="Times New Roman" w:hint="eastAsia"/>
-          <w:kern w:val="2"/>
-          <w:sz w:val="24"/>
-          <w:szCs w:val="24"/>
-        </w:rPr>
-        <w:t>提供之個人資料時須遵照個人資料保護法規定辦理，且應採取適當之安全措施，以防止個人資料被竊取、竄改、毀損、滅失或洩漏。</w:t>
+        <w:t>乙方同意如有收受甲方提供之個人資料時須遵照個人資料保護法規定辦理，且應採取適當之安全措施，以防止個人資料被竊取、竄改、毀損、滅失或洩漏。</w:t>
       </w:r>
       <w:r>
         <w:rPr>
@@ -1358,27 +1276,7 @@
           <w:sz w:val="24"/>
           <w:szCs w:val="24"/>
         </w:rPr>
-        <w:t>終止後，乙方應主動</w:t>
-      </w:r>
-      <w:proofErr w:type="gramStart"/>
-      <w:r>
-        <w:rPr>
-          <w:rFonts w:ascii="Times New Roman" w:eastAsia="標楷體" w:hAnsi="Times New Roman" w:cs="Times New Roman" w:hint="eastAsia"/>
-          <w:kern w:val="2"/>
-          <w:sz w:val="24"/>
-          <w:szCs w:val="24"/>
-        </w:rPr>
-        <w:t>返還或依</w:t>
-      </w:r>
-      <w:proofErr w:type="gramEnd"/>
-      <w:r>
-        <w:rPr>
-          <w:rFonts w:ascii="Times New Roman" w:eastAsia="標楷體" w:hAnsi="Times New Roman" w:cs="Times New Roman" w:hint="eastAsia"/>
-          <w:kern w:val="2"/>
-          <w:sz w:val="24"/>
-          <w:szCs w:val="24"/>
-        </w:rPr>
-        <w:t>甲方指示銷毀前述</w:t>
+        <w:t>終止後，乙方應主動返還或依甲方指示銷毀前述</w:t>
       </w:r>
       <w:r>
         <w:rPr>
@@ -1408,25 +1306,14 @@
         </w:rPr>
         <w:t>三</w:t>
       </w:r>
-      <w:proofErr w:type="gramStart"/>
-      <w:r>
-        <w:rPr>
-          <w:rFonts w:ascii="Times New Roman" w:eastAsia="標楷體" w:hAnsi="Times New Roman" w:cs="Times New Roman" w:hint="eastAsia"/>
-          <w:kern w:val="2"/>
-          <w:sz w:val="24"/>
-          <w:szCs w:val="24"/>
-        </w:rPr>
-        <w:t>個</w:t>
-      </w:r>
-      <w:proofErr w:type="gramEnd"/>
-      <w:r>
-        <w:rPr>
-          <w:rFonts w:ascii="Times New Roman" w:eastAsia="標楷體" w:hAnsi="Times New Roman" w:cs="Times New Roman" w:hint="eastAsia"/>
-          <w:kern w:val="2"/>
-          <w:sz w:val="24"/>
-          <w:szCs w:val="24"/>
-        </w:rPr>
-        <w:t>工作</w:t>
+      <w:r>
+        <w:rPr>
+          <w:rFonts w:ascii="Times New Roman" w:eastAsia="標楷體" w:hAnsi="Times New Roman" w:cs="Times New Roman" w:hint="eastAsia"/>
+          <w:kern w:val="2"/>
+          <w:sz w:val="24"/>
+          <w:szCs w:val="24"/>
+        </w:rPr>
+        <w:t>個工作</w:t>
       </w:r>
       <w:r>
         <w:rPr>
@@ -1486,25 +1373,14 @@
         <w:t>方本合約之總價之懲罰性違約金，</w:t>
       </w:r>
       <w:permEnd w:id="274414609"/>
-      <w:proofErr w:type="gramStart"/>
-      <w:r>
-        <w:rPr>
-          <w:rFonts w:ascii="Times New Roman" w:eastAsia="標楷體" w:hAnsi="Times New Roman" w:cs="Times New Roman" w:hint="eastAsia"/>
-          <w:kern w:val="2"/>
-          <w:sz w:val="24"/>
-          <w:szCs w:val="24"/>
-        </w:rPr>
-        <w:t>若甲方</w:t>
-      </w:r>
-      <w:proofErr w:type="gramEnd"/>
-      <w:r>
-        <w:rPr>
-          <w:rFonts w:ascii="Times New Roman" w:eastAsia="標楷體" w:hAnsi="Times New Roman" w:cs="Times New Roman" w:hint="eastAsia"/>
-          <w:kern w:val="2"/>
-          <w:sz w:val="24"/>
-          <w:szCs w:val="24"/>
-        </w:rPr>
-        <w:t>有其他損害，並</w:t>
+      <w:r>
+        <w:rPr>
+          <w:rFonts w:ascii="Times New Roman" w:eastAsia="標楷體" w:hAnsi="Times New Roman" w:cs="Times New Roman" w:hint="eastAsia"/>
+          <w:kern w:val="2"/>
+          <w:sz w:val="24"/>
+          <w:szCs w:val="24"/>
+        </w:rPr>
+        <w:t>若甲方有其他損害，並</w:t>
       </w:r>
       <w:r>
         <w:rPr>
@@ -1587,7 +1463,6 @@
           <w:szCs w:val="24"/>
         </w:rPr>
       </w:pPr>
-      <w:proofErr w:type="gramStart"/>
       <w:r>
         <w:rPr>
           <w:rFonts w:ascii="Times New Roman" w:eastAsia="標楷體" w:hAnsi="Times New Roman" w:cs="Times New Roman" w:hint="eastAsia"/>
@@ -1604,17 +1479,7 @@
           <w:sz w:val="24"/>
           <w:szCs w:val="24"/>
         </w:rPr>
-        <w:t>乙方</w:t>
-      </w:r>
-      <w:proofErr w:type="gramEnd"/>
-      <w:r>
-        <w:rPr>
-          <w:rFonts w:ascii="Times New Roman" w:eastAsia="標楷體" w:hAnsi="Times New Roman" w:cs="Times New Roman"/>
-          <w:kern w:val="2"/>
-          <w:sz w:val="24"/>
-          <w:szCs w:val="24"/>
-        </w:rPr>
-        <w:t>因法院裁決</w:t>
+        <w:t>乙方因法院裁決</w:t>
       </w:r>
       <w:r>
         <w:rPr>
@@ -2104,27 +1969,7 @@
           <w:sz w:val="24"/>
           <w:szCs w:val="24"/>
         </w:rPr>
-        <w:t>乙方執行本合約完成之作品或創作若有利用第三人權利者，應取得該第三人之完整權利或授權，並將權利移轉或授權文件交付甲方為</w:t>
-      </w:r>
-      <w:proofErr w:type="gramStart"/>
-      <w:r>
-        <w:rPr>
-          <w:rFonts w:ascii="Times New Roman" w:eastAsia="標楷體" w:hAnsi="Times New Roman" w:cs="Times New Roman" w:hint="eastAsia"/>
-          <w:kern w:val="2"/>
-          <w:sz w:val="24"/>
-          <w:szCs w:val="24"/>
-        </w:rPr>
-        <w:t>憑</w:t>
-      </w:r>
-      <w:proofErr w:type="gramEnd"/>
-      <w:r>
-        <w:rPr>
-          <w:rFonts w:ascii="Times New Roman" w:eastAsia="標楷體" w:hAnsi="Times New Roman" w:cs="Times New Roman" w:hint="eastAsia"/>
-          <w:kern w:val="2"/>
-          <w:sz w:val="24"/>
-          <w:szCs w:val="24"/>
-        </w:rPr>
-        <w:t>。</w:t>
+        <w:t>乙方執行本合約完成之作品或創作若有利用第三人權利者，應取得該第三人之完整權利或授權，並將權利移轉或授權文件交付甲方為憑。</w:t>
       </w:r>
     </w:p>
     <w:p>
@@ -2189,7 +2034,6 @@
         </w:rPr>
         <w:t>包含但不限於其受</w:t>
       </w:r>
-      <w:proofErr w:type="gramStart"/>
       <w:r>
         <w:rPr>
           <w:rFonts w:ascii="Times New Roman" w:eastAsia="標楷體" w:hAnsi="Times New Roman" w:cs="Times New Roman" w:hint="eastAsia"/>
@@ -2199,7 +2043,6 @@
         </w:rPr>
         <w:t>僱</w:t>
       </w:r>
-      <w:proofErr w:type="gramEnd"/>
       <w:r>
         <w:rPr>
           <w:rFonts w:ascii="Times New Roman" w:eastAsia="標楷體" w:hAnsi="Times New Roman" w:cs="Times New Roman" w:hint="eastAsia"/>
@@ -2225,47 +2068,7 @@
           <w:sz w:val="24"/>
           <w:szCs w:val="24"/>
         </w:rPr>
-        <w:t>因履行本合約所完成之前述作品或創作，約定以乙方為著作人、專利申請權人及專利權人等智慧財產權利人。</w:t>
-      </w:r>
-      <w:proofErr w:type="gramStart"/>
-      <w:r>
-        <w:rPr>
-          <w:rFonts w:ascii="Times New Roman" w:eastAsia="標楷體" w:hAnsi="Times New Roman" w:cs="Times New Roman" w:hint="eastAsia"/>
-          <w:kern w:val="2"/>
-          <w:sz w:val="24"/>
-          <w:szCs w:val="24"/>
-        </w:rPr>
-        <w:t>惟</w:t>
-      </w:r>
-      <w:proofErr w:type="gramEnd"/>
-      <w:r>
-        <w:rPr>
-          <w:rFonts w:ascii="Times New Roman" w:eastAsia="標楷體" w:hAnsi="Times New Roman" w:cs="Times New Roman" w:hint="eastAsia"/>
-          <w:kern w:val="2"/>
-          <w:sz w:val="24"/>
-          <w:szCs w:val="24"/>
-        </w:rPr>
-        <w:t>此一約定僅止於乙方與其人員間，乙方與甲方間之權利及責任，仍以本合約為</w:t>
-      </w:r>
-      <w:proofErr w:type="gramStart"/>
-      <w:r>
-        <w:rPr>
-          <w:rFonts w:ascii="Times New Roman" w:eastAsia="標楷體" w:hAnsi="Times New Roman" w:cs="Times New Roman" w:hint="eastAsia"/>
-          <w:kern w:val="2"/>
-          <w:sz w:val="24"/>
-          <w:szCs w:val="24"/>
-        </w:rPr>
-        <w:t>準</w:t>
-      </w:r>
-      <w:proofErr w:type="gramEnd"/>
-      <w:r>
-        <w:rPr>
-          <w:rFonts w:ascii="Times New Roman" w:eastAsia="標楷體" w:hAnsi="Times New Roman" w:cs="Times New Roman" w:hint="eastAsia"/>
-          <w:kern w:val="2"/>
-          <w:sz w:val="24"/>
-          <w:szCs w:val="24"/>
-        </w:rPr>
-        <w:t>。</w:t>
+        <w:t>因履行本合約所完成之前述作品或創作，約定以乙方為著作人、專利申請權人及專利權人等智慧財產權利人。惟此一約定僅止於乙方與其人員間，乙方與甲方間之權利及責任，仍以本合約為準。</w:t>
       </w:r>
     </w:p>
     <w:p>
@@ -2576,27 +2379,7 @@
           <w:sz w:val="24"/>
           <w:szCs w:val="24"/>
         </w:rPr>
-        <w:t>。</w:t>
-      </w:r>
-      <w:proofErr w:type="gramStart"/>
-      <w:r>
-        <w:rPr>
-          <w:rFonts w:ascii="Times New Roman" w:eastAsia="標楷體" w:hAnsi="Times New Roman" w:cs="Times New Roman" w:hint="eastAsia"/>
-          <w:kern w:val="2"/>
-          <w:sz w:val="24"/>
-          <w:szCs w:val="24"/>
-        </w:rPr>
-        <w:t>又甲方</w:t>
-      </w:r>
-      <w:proofErr w:type="gramEnd"/>
-      <w:r>
-        <w:rPr>
-          <w:rFonts w:ascii="Times New Roman" w:eastAsia="標楷體" w:hAnsi="Times New Roman" w:cs="Times New Roman" w:hint="eastAsia"/>
-          <w:kern w:val="2"/>
-          <w:sz w:val="24"/>
-          <w:szCs w:val="24"/>
-        </w:rPr>
-        <w:t>並得同時主張解除或終止本合約。</w:t>
+        <w:t>。又甲方並得同時主張解除或終止本合約。</w:t>
       </w:r>
     </w:p>
     <w:p>
@@ -2730,45 +2513,14 @@
         </w:rPr>
         <w:t>除本合約另有約定者從其約定外，</w:t>
       </w:r>
-      <w:proofErr w:type="gramStart"/>
-      <w:r>
-        <w:rPr>
-          <w:rFonts w:ascii="Times New Roman" w:eastAsia="標楷體" w:hAnsi="Times New Roman" w:cs="Times New Roman" w:hint="eastAsia"/>
-          <w:kern w:val="2"/>
-          <w:sz w:val="24"/>
-          <w:szCs w:val="24"/>
-        </w:rPr>
-        <w:t>若乙方</w:t>
-      </w:r>
-      <w:proofErr w:type="gramEnd"/>
-      <w:r>
-        <w:rPr>
-          <w:rFonts w:ascii="Times New Roman" w:eastAsia="標楷體" w:hAnsi="Times New Roman" w:cs="Times New Roman" w:hint="eastAsia"/>
-          <w:kern w:val="2"/>
-          <w:sz w:val="24"/>
-          <w:szCs w:val="24"/>
-        </w:rPr>
-        <w:t>違法、違反本合約之約定或有違反之虞，甲方有權要求乙方於甲方所定的期限內改善或逕行終止本合約。</w:t>
-      </w:r>
-      <w:proofErr w:type="gramStart"/>
-      <w:r>
-        <w:rPr>
-          <w:rFonts w:ascii="Times New Roman" w:eastAsia="標楷體" w:hAnsi="Times New Roman" w:cs="Times New Roman" w:hint="eastAsia"/>
-          <w:kern w:val="2"/>
-          <w:sz w:val="24"/>
-          <w:szCs w:val="24"/>
-        </w:rPr>
-        <w:t>若乙方</w:t>
-      </w:r>
-      <w:proofErr w:type="gramEnd"/>
-      <w:r>
-        <w:rPr>
-          <w:rFonts w:ascii="Times New Roman" w:eastAsia="標楷體" w:hAnsi="Times New Roman" w:cs="Times New Roman" w:hint="eastAsia"/>
-          <w:kern w:val="2"/>
-          <w:sz w:val="24"/>
-          <w:szCs w:val="24"/>
-        </w:rPr>
-        <w:t>於甲方要求之期限內無法改善或改善仍無法達到甲方之要求，甲方亦得終止本合約。甲方終止本合約時</w:t>
+      <w:r>
+        <w:rPr>
+          <w:rFonts w:ascii="Times New Roman" w:eastAsia="標楷體" w:hAnsi="Times New Roman" w:cs="Times New Roman" w:hint="eastAsia"/>
+          <w:kern w:val="2"/>
+          <w:sz w:val="24"/>
+          <w:szCs w:val="24"/>
+        </w:rPr>
+        <w:t>若乙方違法、違反本合約之約定或有違反之虞，甲方有權要求乙方於甲方所定的期限內改善或逕行終止本合約。若乙方於甲方要求之期限內無法改善或改善仍無法達到甲方之要求，甲方亦得終止本合約。甲方終止本合約時</w:t>
       </w:r>
       <w:permStart w:id="833946668" w:edGrp="everyone"/>
       <w:r>
@@ -2860,27 +2612,7 @@
           <w:sz w:val="24"/>
           <w:szCs w:val="24"/>
         </w:rPr>
-        <w:t>。甲方仍取得本合約</w:t>
-      </w:r>
-      <w:proofErr w:type="gramStart"/>
-      <w:r>
-        <w:rPr>
-          <w:rFonts w:ascii="Times New Roman" w:eastAsia="標楷體" w:hAnsi="Times New Roman" w:cs="Times New Roman" w:hint="eastAsia"/>
-          <w:kern w:val="2"/>
-          <w:sz w:val="24"/>
-          <w:szCs w:val="24"/>
-        </w:rPr>
-        <w:t>終止前乙方</w:t>
-      </w:r>
-      <w:proofErr w:type="gramEnd"/>
-      <w:r>
-        <w:rPr>
-          <w:rFonts w:ascii="Times New Roman" w:eastAsia="標楷體" w:hAnsi="Times New Roman" w:cs="Times New Roman" w:hint="eastAsia"/>
-          <w:kern w:val="2"/>
-          <w:sz w:val="24"/>
-          <w:szCs w:val="24"/>
-        </w:rPr>
-        <w:t>已進行部分之權利。</w:t>
+        <w:t>。甲方仍取得本合約終止前乙方已進行部分之權利。</w:t>
       </w:r>
     </w:p>
     <w:p>
@@ -3102,21 +2834,7 @@
         <w:rPr>
           <w:rFonts w:eastAsia="標楷體"/>
         </w:rPr>
-        <w:t>任</w:t>
-      </w:r>
-      <w:proofErr w:type="gramStart"/>
-      <w:r>
-        <w:rPr>
-          <w:rFonts w:eastAsia="標楷體"/>
-        </w:rPr>
-        <w:t>一</w:t>
-      </w:r>
-      <w:proofErr w:type="gramEnd"/>
-      <w:r>
-        <w:rPr>
-          <w:rFonts w:eastAsia="標楷體"/>
-        </w:rPr>
-        <w:t>方</w:t>
+        <w:t>任一方</w:t>
       </w:r>
       <w:r>
         <w:rPr>
@@ -3298,27 +3016,7 @@
           <w:sz w:val="24"/>
           <w:szCs w:val="24"/>
         </w:rPr>
-        <w:t>，乙方應</w:t>
-      </w:r>
-      <w:proofErr w:type="gramStart"/>
-      <w:r>
-        <w:rPr>
-          <w:rFonts w:ascii="Times New Roman" w:eastAsia="標楷體" w:hAnsi="Times New Roman" w:cs="Times New Roman" w:hint="eastAsia"/>
-          <w:kern w:val="2"/>
-          <w:sz w:val="24"/>
-          <w:szCs w:val="24"/>
-        </w:rPr>
-        <w:t>返還甲方</w:t>
-      </w:r>
-      <w:proofErr w:type="gramEnd"/>
-      <w:r>
-        <w:rPr>
-          <w:rFonts w:ascii="Times New Roman" w:eastAsia="標楷體" w:hAnsi="Times New Roman" w:cs="Times New Roman" w:hint="eastAsia"/>
-          <w:kern w:val="2"/>
-          <w:sz w:val="24"/>
-          <w:szCs w:val="24"/>
-        </w:rPr>
-        <w:t>本合約服務費用。</w:t>
+        <w:t>，乙方應返還甲方本合約服務費用。</w:t>
       </w:r>
     </w:p>
     <w:p>
@@ -3482,7 +3180,6 @@
         </w:rPr>
         <w:t>(</w:t>
       </w:r>
-      <w:proofErr w:type="gramStart"/>
       <w:r>
         <w:rPr>
           <w:rFonts w:eastAsia="標楷體" w:hint="eastAsia"/>
@@ -3490,7 +3187,6 @@
         <w:t>詳參附件</w:t>
       </w:r>
       <w:permStart w:id="435699846" w:edGrp="everyone"/>
-      <w:proofErr w:type="gramEnd"/>
       <w:r>
         <w:rPr>
           <w:rFonts w:eastAsia="標楷體" w:hint="eastAsia"/>
@@ -3831,27 +3527,7 @@
           <w:sz w:val="24"/>
           <w:szCs w:val="24"/>
         </w:rPr>
-        <w:t>包含但不限於其受</w:t>
-      </w:r>
-      <w:proofErr w:type="gramStart"/>
-      <w:r>
-        <w:rPr>
-          <w:rFonts w:ascii="Times New Roman" w:eastAsia="標楷體" w:hAnsi="Times New Roman" w:cs="Times New Roman" w:hint="eastAsia"/>
-          <w:kern w:val="2"/>
-          <w:sz w:val="24"/>
-          <w:szCs w:val="24"/>
-        </w:rPr>
-        <w:t>僱</w:t>
-      </w:r>
-      <w:proofErr w:type="gramEnd"/>
-      <w:r>
-        <w:rPr>
-          <w:rFonts w:ascii="Times New Roman" w:eastAsia="標楷體" w:hAnsi="Times New Roman" w:cs="Times New Roman" w:hint="eastAsia"/>
-          <w:kern w:val="2"/>
-          <w:sz w:val="24"/>
-          <w:szCs w:val="24"/>
-        </w:rPr>
-        <w:t>人、使用人、承攬人等</w:t>
+        <w:t>包含但不限於其受僱人、使用人、承攬人等</w:t>
       </w:r>
       <w:r>
         <w:rPr>
@@ -3896,27 +3572,7 @@
           <w:sz w:val="24"/>
           <w:szCs w:val="24"/>
         </w:rPr>
-        <w:t>包含但不限於其受</w:t>
-      </w:r>
-      <w:proofErr w:type="gramStart"/>
-      <w:r>
-        <w:rPr>
-          <w:rFonts w:ascii="Times New Roman" w:eastAsia="標楷體" w:hAnsi="Times New Roman" w:cs="Times New Roman" w:hint="eastAsia"/>
-          <w:kern w:val="2"/>
-          <w:sz w:val="24"/>
-          <w:szCs w:val="24"/>
-        </w:rPr>
-        <w:t>僱</w:t>
-      </w:r>
-      <w:proofErr w:type="gramEnd"/>
-      <w:r>
-        <w:rPr>
-          <w:rFonts w:ascii="Times New Roman" w:eastAsia="標楷體" w:hAnsi="Times New Roman" w:cs="Times New Roman" w:hint="eastAsia"/>
-          <w:kern w:val="2"/>
-          <w:sz w:val="24"/>
-          <w:szCs w:val="24"/>
-        </w:rPr>
-        <w:t>人、使用人、承攬人等</w:t>
+        <w:t>包含但不限於其受僱人、使用人、承攬人等</w:t>
       </w:r>
       <w:r>
         <w:rPr>
@@ -4051,27 +3707,7 @@
           <w:sz w:val="24"/>
           <w:szCs w:val="24"/>
         </w:rPr>
-        <w:t>包含但不限於其受</w:t>
-      </w:r>
-      <w:proofErr w:type="gramStart"/>
-      <w:r>
-        <w:rPr>
-          <w:rFonts w:ascii="Times New Roman" w:eastAsia="標楷體" w:hAnsi="Times New Roman" w:cs="Times New Roman" w:hint="eastAsia"/>
-          <w:kern w:val="2"/>
-          <w:sz w:val="24"/>
-          <w:szCs w:val="24"/>
-        </w:rPr>
-        <w:t>僱</w:t>
-      </w:r>
-      <w:proofErr w:type="gramEnd"/>
-      <w:r>
-        <w:rPr>
-          <w:rFonts w:ascii="Times New Roman" w:eastAsia="標楷體" w:hAnsi="Times New Roman" w:cs="Times New Roman" w:hint="eastAsia"/>
-          <w:kern w:val="2"/>
-          <w:sz w:val="24"/>
-          <w:szCs w:val="24"/>
-        </w:rPr>
-        <w:t>人、使用人、承攬人等</w:t>
+        <w:t>包含但不限於其受僱人、使用人、承攬人等</w:t>
       </w:r>
       <w:r>
         <w:rPr>
@@ -4262,19 +3898,11 @@
         </w:rPr>
         <w:t>(</w:t>
       </w:r>
-      <w:proofErr w:type="gramStart"/>
       <w:r>
         <w:rPr>
           <w:rFonts w:eastAsia="標楷體" w:hint="eastAsia"/>
         </w:rPr>
-        <w:t>詳參附件</w:t>
-      </w:r>
-      <w:proofErr w:type="gramEnd"/>
-      <w:r>
-        <w:rPr>
-          <w:rFonts w:eastAsia="標楷體" w:hint="eastAsia"/>
-        </w:rPr>
-        <w:t>三</w:t>
+        <w:t>詳參附件三</w:t>
       </w:r>
       <w:r>
         <w:rPr>
@@ -4341,25 +3969,14 @@
           <w:szCs w:val="24"/>
         </w:rPr>
       </w:pPr>
-      <w:proofErr w:type="gramStart"/>
-      <w:r>
-        <w:rPr>
-          <w:rFonts w:ascii="Times New Roman" w:eastAsia="標楷體" w:hAnsi="Times New Roman" w:cs="Times New Roman" w:hint="eastAsia"/>
-          <w:kern w:val="2"/>
-          <w:sz w:val="24"/>
-          <w:szCs w:val="24"/>
-        </w:rPr>
-        <w:t>準</w:t>
-      </w:r>
-      <w:proofErr w:type="gramEnd"/>
-      <w:r>
-        <w:rPr>
-          <w:rFonts w:ascii="Times New Roman" w:eastAsia="標楷體" w:hAnsi="Times New Roman" w:cs="Times New Roman" w:hint="eastAsia"/>
-          <w:kern w:val="2"/>
-          <w:sz w:val="24"/>
-          <w:szCs w:val="24"/>
-        </w:rPr>
-        <w:t>據法</w:t>
+      <w:r>
+        <w:rPr>
+          <w:rFonts w:ascii="Times New Roman" w:eastAsia="標楷體" w:hAnsi="Times New Roman" w:cs="Times New Roman" w:hint="eastAsia"/>
+          <w:kern w:val="2"/>
+          <w:sz w:val="24"/>
+          <w:szCs w:val="24"/>
+        </w:rPr>
+        <w:t>準據法</w:t>
       </w:r>
     </w:p>
     <w:p>
@@ -4551,7 +4168,6 @@
         </w:rPr>
         <w:t>灣</w:t>
       </w:r>
-      <w:proofErr w:type="gramStart"/>
       <w:r>
         <w:rPr>
           <w:rFonts w:ascii="Times New Roman" w:eastAsia="標楷體" w:hAnsi="Times New Roman" w:cs="Times New Roman" w:hint="eastAsia"/>
@@ -4561,7 +4177,6 @@
         </w:rPr>
         <w:t>臺</w:t>
       </w:r>
-      <w:proofErr w:type="gramEnd"/>
       <w:r>
         <w:rPr>
           <w:rFonts w:ascii="Times New Roman" w:eastAsia="標楷體" w:hAnsi="Times New Roman" w:cs="Times New Roman" w:hint="eastAsia"/>
@@ -4916,7 +4531,6 @@
         </w:rPr>
         <w:t>本合約正本</w:t>
       </w:r>
-      <w:proofErr w:type="gramStart"/>
       <w:r>
         <w:rPr>
           <w:rFonts w:ascii="Times New Roman" w:eastAsia="標楷體" w:hAnsi="Times New Roman" w:cs="Times New Roman" w:hint="eastAsia"/>
@@ -4933,57 +4547,7 @@
           <w:sz w:val="24"/>
           <w:szCs w:val="24"/>
         </w:rPr>
-        <w:t>貳份</w:t>
-      </w:r>
-      <w:proofErr w:type="gramEnd"/>
-      <w:r>
-        <w:rPr>
-          <w:rFonts w:ascii="Times New Roman" w:eastAsia="標楷體" w:hAnsi="Times New Roman" w:cs="Times New Roman" w:hint="eastAsia"/>
-          <w:kern w:val="2"/>
-          <w:sz w:val="24"/>
-          <w:szCs w:val="24"/>
-        </w:rPr>
-        <w:t>，由甲乙雙方</w:t>
-      </w:r>
-      <w:proofErr w:type="gramStart"/>
-      <w:r>
-        <w:rPr>
-          <w:rFonts w:ascii="Times New Roman" w:eastAsia="標楷體" w:hAnsi="Times New Roman" w:cs="Times New Roman" w:hint="eastAsia"/>
-          <w:kern w:val="2"/>
-          <w:sz w:val="24"/>
-          <w:szCs w:val="24"/>
-        </w:rPr>
-        <w:t>各執乙份</w:t>
-      </w:r>
-      <w:proofErr w:type="gramEnd"/>
-      <w:r>
-        <w:rPr>
-          <w:rFonts w:ascii="Times New Roman" w:eastAsia="標楷體" w:hAnsi="Times New Roman" w:cs="Times New Roman" w:hint="eastAsia"/>
-          <w:kern w:val="2"/>
-          <w:sz w:val="24"/>
-          <w:szCs w:val="24"/>
-        </w:rPr>
-        <w:t>為</w:t>
-      </w:r>
-      <w:proofErr w:type="gramStart"/>
-      <w:r>
-        <w:rPr>
-          <w:rFonts w:ascii="Times New Roman" w:eastAsia="標楷體" w:hAnsi="Times New Roman" w:cs="Times New Roman" w:hint="eastAsia"/>
-          <w:kern w:val="2"/>
-          <w:sz w:val="24"/>
-          <w:szCs w:val="24"/>
-        </w:rPr>
-        <w:t>憑</w:t>
-      </w:r>
-      <w:proofErr w:type="gramEnd"/>
-      <w:r>
-        <w:rPr>
-          <w:rFonts w:ascii="Times New Roman" w:eastAsia="標楷體" w:hAnsi="Times New Roman" w:cs="Times New Roman" w:hint="eastAsia"/>
-          <w:kern w:val="2"/>
-          <w:sz w:val="24"/>
-          <w:szCs w:val="24"/>
-        </w:rPr>
-        <w:t>。</w:t>
+        <w:t>貳份，由甲乙雙方各執乙份為憑。</w:t>
       </w:r>
     </w:p>
     <w:p>
@@ -5067,7 +4631,14 @@
           <w:rFonts w:eastAsia="標楷體"/>
           <w:kern w:val="0"/>
         </w:rPr>
-        <w:t>和泰汽車股份有限公司</w:t>
+        <w:t>微軟</w:t>
+      </w:r>
+      <w:r>
+        <w:rPr>
+          <w:rFonts w:eastAsia="標楷體"/>
+          <w:kern w:val="0"/>
+        </w:rPr>
+        <w:t>汽車股份有限公司</w:t>
       </w:r>
     </w:p>
     <w:p>
@@ -5668,7 +5239,19 @@
         <w:rPr>
           <w:rFonts w:ascii="標楷體" w:eastAsia="標楷體" w:hAnsi="標楷體" w:hint="eastAsia"/>
         </w:rPr>
-        <w:t>爲和泰汽車股份有限公司</w:t>
+        <w:t>爲</w:t>
+      </w:r>
+      <w:r>
+        <w:rPr>
+          <w:rFonts w:ascii="標楷體" w:eastAsia="標楷體" w:hAnsi="標楷體" w:hint="eastAsia"/>
+        </w:rPr>
+        <w:t>微軟</w:t>
+      </w:r>
+      <w:r>
+        <w:rPr>
+          <w:rFonts w:ascii="標楷體" w:eastAsia="標楷體" w:hAnsi="標楷體" w:hint="eastAsia"/>
+        </w:rPr>
+        <w:t>汽車股份有限公司</w:t>
       </w:r>
       <w:r>
         <w:rPr>
@@ -5680,7 +5263,19 @@
         <w:rPr>
           <w:rFonts w:ascii="標楷體" w:eastAsia="標楷體" w:hAnsi="標楷體" w:hint="eastAsia"/>
         </w:rPr>
-        <w:t>以下簡稱：「和泰汽車」</w:t>
+        <w:t>以下簡稱：「</w:t>
+      </w:r>
+      <w:r>
+        <w:rPr>
+          <w:rFonts w:ascii="標楷體" w:eastAsia="標楷體" w:hAnsi="標楷體" w:hint="eastAsia"/>
+        </w:rPr>
+        <w:t>微軟</w:t>
+      </w:r>
+      <w:r>
+        <w:rPr>
+          <w:rFonts w:ascii="標楷體" w:eastAsia="標楷體" w:hAnsi="標楷體" w:hint="eastAsia"/>
+        </w:rPr>
+        <w:t>汽車」</w:t>
       </w:r>
       <w:r>
         <w:rPr>
@@ -5692,7 +5287,19 @@
         <w:rPr>
           <w:rFonts w:ascii="標楷體" w:eastAsia="標楷體" w:hAnsi="標楷體" w:hint="eastAsia"/>
         </w:rPr>
-        <w:t>之交易對象，因交易之廉潔對交易雙方利益至關重要，交易方承諾遵守以下約定條款，並同意下列條款適用於現在及未來所有與和泰汽車之交易行為：</w:t>
+        <w:t>之交易對象，因交易之廉潔對交易雙方利益至關重要，交易方承諾遵守以下約定條款，並同意下列條款適用於現在及未來所有與</w:t>
+      </w:r>
+      <w:r>
+        <w:rPr>
+          <w:rFonts w:ascii="標楷體" w:eastAsia="標楷體" w:hAnsi="標楷體" w:hint="eastAsia"/>
+        </w:rPr>
+        <w:t>微軟</w:t>
+      </w:r>
+      <w:r>
+        <w:rPr>
+          <w:rFonts w:ascii="標楷體" w:eastAsia="標楷體" w:hAnsi="標楷體" w:hint="eastAsia"/>
+        </w:rPr>
+        <w:t>汽車之交易行為：</w:t>
       </w:r>
     </w:p>
     <w:p>
@@ -5744,23 +5351,7 @@
           <w:rFonts w:ascii="標楷體" w:eastAsia="標楷體" w:hAnsi="標楷體" w:hint="eastAsia"/>
           <w:szCs w:val="24"/>
         </w:rPr>
-        <w:t>、經理人、受</w:t>
-      </w:r>
-      <w:proofErr w:type="gramStart"/>
-      <w:r>
-        <w:rPr>
-          <w:rFonts w:ascii="標楷體" w:eastAsia="標楷體" w:hAnsi="標楷體" w:hint="eastAsia"/>
-          <w:szCs w:val="24"/>
-        </w:rPr>
-        <w:t>僱</w:t>
-      </w:r>
-      <w:proofErr w:type="gramEnd"/>
-      <w:r>
-        <w:rPr>
-          <w:rFonts w:ascii="標楷體" w:eastAsia="標楷體" w:hAnsi="標楷體" w:hint="eastAsia"/>
-          <w:szCs w:val="24"/>
-        </w:rPr>
-        <w:t>人</w:t>
+        <w:t>、經理人、受僱人</w:t>
       </w:r>
       <w:r>
         <w:rPr>
@@ -5774,7 +5365,21 @@
           <w:rFonts w:ascii="標楷體" w:eastAsia="標楷體" w:hAnsi="標楷體" w:hint="eastAsia"/>
           <w:szCs w:val="24"/>
         </w:rPr>
-        <w:t>含定期及非定期受僱員工、派遣員工、借調至交易方之員工及借調至和泰汽車或其他公司員工</w:t>
+        <w:t>含定期及非定期受僱員工、派遣員工、借調至交易方之員工及借調至</w:t>
+      </w:r>
+      <w:r>
+        <w:rPr>
+          <w:rFonts w:ascii="標楷體" w:eastAsia="標楷體" w:hAnsi="標楷體" w:hint="eastAsia"/>
+          <w:szCs w:val="24"/>
+        </w:rPr>
+        <w:t>微軟</w:t>
+      </w:r>
+      <w:r>
+        <w:rPr>
+          <w:rFonts w:ascii="標楷體" w:eastAsia="標楷體" w:hAnsi="標楷體" w:hint="eastAsia"/>
+          <w:szCs w:val="24"/>
+        </w:rPr>
+        <w:t>汽車或其他公司員工</w:t>
       </w:r>
       <w:r>
         <w:rPr>
@@ -5811,7 +5416,28 @@
           <w:rFonts w:ascii="標楷體" w:eastAsia="標楷體" w:hAnsi="標楷體" w:hint="eastAsia"/>
           <w:szCs w:val="24"/>
         </w:rPr>
-        <w:t>和泰汽車人員：係指和泰汽車之董事、</w:t>
+        <w:t>微軟</w:t>
+      </w:r>
+      <w:r>
+        <w:rPr>
+          <w:rFonts w:ascii="標楷體" w:eastAsia="標楷體" w:hAnsi="標楷體" w:hint="eastAsia"/>
+          <w:szCs w:val="24"/>
+        </w:rPr>
+        <w:t>汽車人員：係指</w:t>
+      </w:r>
+      <w:r>
+        <w:rPr>
+          <w:rFonts w:ascii="標楷體" w:eastAsia="標楷體" w:hAnsi="標楷體" w:hint="eastAsia"/>
+          <w:szCs w:val="24"/>
+        </w:rPr>
+        <w:t>微軟</w:t>
+      </w:r>
+      <w:r>
+        <w:rPr>
+          <w:rFonts w:ascii="標楷體" w:eastAsia="標楷體" w:hAnsi="標楷體" w:hint="eastAsia"/>
+          <w:szCs w:val="24"/>
+        </w:rPr>
+        <w:t>汽車之董事、</w:t>
       </w:r>
       <w:r>
         <w:rPr>
@@ -5825,23 +5451,7 @@
           <w:rFonts w:ascii="標楷體" w:eastAsia="標楷體" w:hAnsi="標楷體" w:hint="eastAsia"/>
           <w:szCs w:val="24"/>
         </w:rPr>
-        <w:t>經理人、受</w:t>
-      </w:r>
-      <w:proofErr w:type="gramStart"/>
-      <w:r>
-        <w:rPr>
-          <w:rFonts w:ascii="標楷體" w:eastAsia="標楷體" w:hAnsi="標楷體" w:hint="eastAsia"/>
-          <w:szCs w:val="24"/>
-        </w:rPr>
-        <w:t>僱</w:t>
-      </w:r>
-      <w:proofErr w:type="gramEnd"/>
-      <w:r>
-        <w:rPr>
-          <w:rFonts w:ascii="標楷體" w:eastAsia="標楷體" w:hAnsi="標楷體" w:hint="eastAsia"/>
-          <w:szCs w:val="24"/>
-        </w:rPr>
-        <w:t>人</w:t>
+        <w:t>經理人、受僱人</w:t>
       </w:r>
       <w:r>
         <w:rPr>
@@ -5855,7 +5465,21 @@
           <w:rFonts w:ascii="標楷體" w:eastAsia="標楷體" w:hAnsi="標楷體" w:hint="eastAsia"/>
           <w:szCs w:val="24"/>
         </w:rPr>
-        <w:t>含定期及非定期受僱員工、派遣員工、借調至和泰汽車之員工及借調至交易方或其他公司員工</w:t>
+        <w:t>含定期及非定期受僱員工、派遣員工、借調至</w:t>
+      </w:r>
+      <w:r>
+        <w:rPr>
+          <w:rFonts w:ascii="標楷體" w:eastAsia="標楷體" w:hAnsi="標楷體" w:hint="eastAsia"/>
+          <w:szCs w:val="24"/>
+        </w:rPr>
+        <w:t>微軟</w:t>
+      </w:r>
+      <w:r>
+        <w:rPr>
+          <w:rFonts w:ascii="標楷體" w:eastAsia="標楷體" w:hAnsi="標楷體" w:hint="eastAsia"/>
+          <w:szCs w:val="24"/>
+        </w:rPr>
+        <w:t>汽車之員工及借調至交易方或其他公司員工</w:t>
       </w:r>
       <w:r>
         <w:rPr>
@@ -5939,7 +5563,35 @@
           <w:rFonts w:ascii="標楷體" w:eastAsia="標楷體" w:hAnsi="標楷體" w:hint="eastAsia"/>
           <w:szCs w:val="24"/>
         </w:rPr>
-        <w:t>交易方及其所屬人員或其親屬、關係人，除因合法執行業務，或符合正常社交禮俗者外，於與和泰汽車人員往來過程中，不得直接或間接承諾或提供和泰汽車人員或其親屬、關係人利益；或自各該人處要求或收受利益。</w:t>
+        <w:t>交易方及其所屬人員或其親屬、關係人，除因合法執行業務，或符合正常社交禮俗者外，於與</w:t>
+      </w:r>
+      <w:r>
+        <w:rPr>
+          <w:rFonts w:ascii="標楷體" w:eastAsia="標楷體" w:hAnsi="標楷體" w:hint="eastAsia"/>
+          <w:szCs w:val="24"/>
+        </w:rPr>
+        <w:t>微軟</w:t>
+      </w:r>
+      <w:r>
+        <w:rPr>
+          <w:rFonts w:ascii="標楷體" w:eastAsia="標楷體" w:hAnsi="標楷體" w:hint="eastAsia"/>
+          <w:szCs w:val="24"/>
+        </w:rPr>
+        <w:t>汽車人員往來過程中，不得直接或間接承諾或提供</w:t>
+      </w:r>
+      <w:r>
+        <w:rPr>
+          <w:rFonts w:ascii="標楷體" w:eastAsia="標楷體" w:hAnsi="標楷體" w:hint="eastAsia"/>
+          <w:szCs w:val="24"/>
+        </w:rPr>
+        <w:t>微軟</w:t>
+      </w:r>
+      <w:r>
+        <w:rPr>
+          <w:rFonts w:ascii="標楷體" w:eastAsia="標楷體" w:hAnsi="標楷體" w:hint="eastAsia"/>
+          <w:szCs w:val="24"/>
+        </w:rPr>
+        <w:t>汽車人員或其親屬、關係人利益；或自各該人處要求或收受利益。</w:t>
       </w:r>
     </w:p>
     <w:p>
@@ -5962,7 +5614,21 @@
           <w:rFonts w:ascii="標楷體" w:eastAsia="標楷體" w:hAnsi="標楷體" w:hint="eastAsia"/>
           <w:szCs w:val="24"/>
         </w:rPr>
-        <w:t>前項所稱合法執行業務及正常社交禮俗由和泰汽車認定之。</w:t>
+        <w:t>前項所稱合法執行業務及正常社交禮俗由</w:t>
+      </w:r>
+      <w:r>
+        <w:rPr>
+          <w:rFonts w:ascii="標楷體" w:eastAsia="標楷體" w:hAnsi="標楷體" w:hint="eastAsia"/>
+          <w:szCs w:val="24"/>
+        </w:rPr>
+        <w:t>微軟</w:t>
+      </w:r>
+      <w:r>
+        <w:rPr>
+          <w:rFonts w:ascii="標楷體" w:eastAsia="標楷體" w:hAnsi="標楷體" w:hint="eastAsia"/>
+          <w:szCs w:val="24"/>
+        </w:rPr>
+        <w:t>汽車認定之。</w:t>
       </w:r>
       <w:r>
         <w:rPr>
@@ -6012,7 +5678,19 @@
         <w:rPr>
           <w:rFonts w:ascii="標楷體" w:eastAsia="標楷體" w:hAnsi="標楷體" w:hint="eastAsia"/>
         </w:rPr>
-        <w:t>交易方承諾交易方及其所屬人員或其親屬、關係人，絕不為自己或他人利益，直接或間接唆使或利誘和泰汽車人員離職或違背職務。</w:t>
+        <w:t>交易方承諾交易方及其所屬人員或其親屬、關係人，絕不為自己或他人利益，直接或間接唆使或利誘</w:t>
+      </w:r>
+      <w:r>
+        <w:rPr>
+          <w:rFonts w:ascii="標楷體" w:eastAsia="標楷體" w:hAnsi="標楷體" w:hint="eastAsia"/>
+        </w:rPr>
+        <w:t>微軟</w:t>
+      </w:r>
+      <w:r>
+        <w:rPr>
+          <w:rFonts w:ascii="標楷體" w:eastAsia="標楷體" w:hAnsi="標楷體" w:hint="eastAsia"/>
+        </w:rPr>
+        <w:t>汽車人員離職或違背職務。</w:t>
       </w:r>
     </w:p>
     <w:p>
@@ -6130,21 +5808,12 @@
           <w:szCs w:val="24"/>
         </w:rPr>
       </w:pPr>
-      <w:proofErr w:type="gramStart"/>
-      <w:r>
-        <w:rPr>
-          <w:rFonts w:ascii="標楷體" w:eastAsia="標楷體" w:hAnsi="標楷體" w:hint="eastAsia"/>
-          <w:szCs w:val="24"/>
-        </w:rPr>
-        <w:t>交易方其所屬</w:t>
-      </w:r>
-      <w:proofErr w:type="gramEnd"/>
-      <w:r>
-        <w:rPr>
-          <w:rFonts w:ascii="標楷體" w:eastAsia="標楷體" w:hAnsi="標楷體" w:hint="eastAsia"/>
-          <w:szCs w:val="24"/>
-        </w:rPr>
-        <w:t>人員或其親屬、關係人，若有違反本</w:t>
+      <w:r>
+        <w:rPr>
+          <w:rFonts w:ascii="標楷體" w:eastAsia="標楷體" w:hAnsi="標楷體" w:hint="eastAsia"/>
+          <w:szCs w:val="24"/>
+        </w:rPr>
+        <w:t>交易方其所屬人員或其親屬、關係人，若有違反本</w:t>
       </w:r>
       <w:r>
         <w:rPr>
@@ -6158,23 +5827,21 @@
           <w:rFonts w:ascii="標楷體" w:eastAsia="標楷體" w:hAnsi="標楷體" w:hint="eastAsia"/>
           <w:szCs w:val="24"/>
         </w:rPr>
-        <w:t>之任</w:t>
-      </w:r>
-      <w:proofErr w:type="gramStart"/>
-      <w:r>
-        <w:rPr>
-          <w:rFonts w:ascii="標楷體" w:eastAsia="標楷體" w:hAnsi="標楷體" w:hint="eastAsia"/>
-          <w:szCs w:val="24"/>
-        </w:rPr>
-        <w:t>一</w:t>
-      </w:r>
-      <w:proofErr w:type="gramEnd"/>
-      <w:r>
-        <w:rPr>
-          <w:rFonts w:ascii="標楷體" w:eastAsia="標楷體" w:hAnsi="標楷體" w:hint="eastAsia"/>
-          <w:szCs w:val="24"/>
-        </w:rPr>
-        <w:t>約定者，和泰汽車除得解除或終止與交易方間簽訂之任何契約或訂單外，另有本</w:t>
+        <w:t>之任一約定者，</w:t>
+      </w:r>
+      <w:r>
+        <w:rPr>
+          <w:rFonts w:ascii="標楷體" w:eastAsia="標楷體" w:hAnsi="標楷體" w:hint="eastAsia"/>
+          <w:szCs w:val="24"/>
+        </w:rPr>
+        <w:t>微軟</w:t>
+      </w:r>
+      <w:r>
+        <w:rPr>
+          <w:rFonts w:ascii="標楷體" w:eastAsia="標楷體" w:hAnsi="標楷體" w:hint="eastAsia"/>
+          <w:szCs w:val="24"/>
+        </w:rPr>
+        <w:t>汽車除得解除或終止與交易方間簽訂之任何契約或訂單外，另有本</w:t>
       </w:r>
       <w:r>
         <w:rPr>
@@ -6188,39 +5855,21 @@
           <w:rFonts w:ascii="標楷體" w:eastAsia="標楷體" w:hAnsi="標楷體" w:hint="eastAsia"/>
           <w:szCs w:val="24"/>
         </w:rPr>
-        <w:t>第二、三條所示行為者，交易方</w:t>
-      </w:r>
-      <w:proofErr w:type="gramStart"/>
-      <w:r>
-        <w:rPr>
-          <w:rFonts w:ascii="標楷體" w:eastAsia="標楷體" w:hAnsi="標楷體" w:hint="eastAsia"/>
-          <w:szCs w:val="24"/>
-        </w:rPr>
-        <w:t>並願按交易</w:t>
-      </w:r>
-      <w:proofErr w:type="gramEnd"/>
-      <w:r>
-        <w:rPr>
-          <w:rFonts w:ascii="標楷體" w:eastAsia="標楷體" w:hAnsi="標楷體" w:hint="eastAsia"/>
-          <w:szCs w:val="24"/>
-        </w:rPr>
-        <w:t>方與和泰汽車</w:t>
-      </w:r>
-      <w:proofErr w:type="gramStart"/>
-      <w:r>
-        <w:rPr>
-          <w:rFonts w:ascii="標楷體" w:eastAsia="標楷體" w:hAnsi="標楷體" w:hint="eastAsia"/>
-          <w:szCs w:val="24"/>
-        </w:rPr>
-        <w:t>三</w:t>
-      </w:r>
-      <w:proofErr w:type="gramEnd"/>
-      <w:r>
-        <w:rPr>
-          <w:rFonts w:ascii="標楷體" w:eastAsia="標楷體" w:hAnsi="標楷體" w:hint="eastAsia"/>
-          <w:szCs w:val="24"/>
-        </w:rPr>
-        <w:t>年內之交易總金額之</w:t>
+        <w:t>第二、三條所示行為者，交易方並願按交易方與</w:t>
+      </w:r>
+      <w:r>
+        <w:rPr>
+          <w:rFonts w:ascii="標楷體" w:eastAsia="標楷體" w:hAnsi="標楷體" w:hint="eastAsia"/>
+          <w:szCs w:val="24"/>
+        </w:rPr>
+        <w:t>微軟</w:t>
+      </w:r>
+      <w:r>
+        <w:rPr>
+          <w:rFonts w:ascii="標楷體" w:eastAsia="標楷體" w:hAnsi="標楷體" w:hint="eastAsia"/>
+          <w:szCs w:val="24"/>
+        </w:rPr>
+        <w:t>汽車三年內之交易總金額之</w:t>
       </w:r>
       <w:permStart w:id="1866212343" w:edGrp="everyone"/>
       <w:r>
@@ -6243,7 +5892,35 @@
           <w:rFonts w:ascii="標楷體" w:eastAsia="標楷體" w:hAnsi="標楷體" w:hint="eastAsia"/>
           <w:szCs w:val="24"/>
         </w:rPr>
-        <w:t>計算給付和泰汽車，作為懲罰性違約金，並賠償和泰汽車一切損害</w:t>
+        <w:t>計算給付</w:t>
+      </w:r>
+      <w:r>
+        <w:rPr>
+          <w:rFonts w:ascii="標楷體" w:eastAsia="標楷體" w:hAnsi="標楷體" w:hint="eastAsia"/>
+          <w:szCs w:val="24"/>
+        </w:rPr>
+        <w:t>微軟</w:t>
+      </w:r>
+      <w:r>
+        <w:rPr>
+          <w:rFonts w:ascii="標楷體" w:eastAsia="標楷體" w:hAnsi="標楷體" w:hint="eastAsia"/>
+          <w:szCs w:val="24"/>
+        </w:rPr>
+        <w:t>汽車，作為懲罰性違約金，並賠償</w:t>
+      </w:r>
+      <w:r>
+        <w:rPr>
+          <w:rFonts w:ascii="標楷體" w:eastAsia="標楷體" w:hAnsi="標楷體" w:hint="eastAsia"/>
+          <w:szCs w:val="24"/>
+        </w:rPr>
+        <w:t>微軟</w:t>
+      </w:r>
+      <w:r>
+        <w:rPr>
+          <w:rFonts w:ascii="標楷體" w:eastAsia="標楷體" w:hAnsi="標楷體" w:hint="eastAsia"/>
+          <w:szCs w:val="24"/>
+        </w:rPr>
+        <w:t>汽車一切損害</w:t>
       </w:r>
       <w:r>
         <w:rPr>
@@ -6295,7 +5972,29 @@
           <w:rFonts w:ascii="標楷體" w:eastAsia="標楷體" w:hAnsi="標楷體" w:hint="eastAsia"/>
           <w:szCs w:val="24"/>
         </w:rPr>
-        <w:t>前項懲罰性違約金及損害賠償，交易方同意和泰汽車得逕自應支付予交易方之款項中扣除。</w:t>
+        <w:t>前項懲罰性違約金及損害賠償，交易方同意</w:t>
+      </w:r>
+      <w:r>
+        <w:rPr>
+          <w:rFonts w:ascii="標楷體" w:eastAsia="標楷體" w:hAnsi="標楷體" w:hint="eastAsia"/>
+          <w:szCs w:val="24"/>
+        </w:rPr>
+        <w:t>微軟</w:t>
+      </w:r>
+      <w:r>
+        <w:rPr>
+          <w:rFonts w:ascii="標楷體" w:eastAsia="標楷體" w:hAnsi="標楷體" w:hint="eastAsia"/>
+          <w:szCs w:val="24"/>
+        </w:rPr>
+        <w:t>汽車得逕自應支付予交易方之</w:t>
+      </w:r>
+      <w:r>
+        <w:rPr>
+          <w:rFonts w:ascii="標楷體" w:eastAsia="標楷體" w:hAnsi="標楷體" w:hint="eastAsia"/>
+          <w:szCs w:val="24"/>
+        </w:rPr>
+        <w:lastRenderedPageBreak/>
+        <w:t>款項中扣除。</w:t>
       </w:r>
     </w:p>
     <w:p>
@@ -6315,7 +6014,6 @@
           <w:rFonts w:ascii="標楷體" w:eastAsia="標楷體" w:hAnsi="標楷體"/>
           <w:bCs/>
         </w:rPr>
-        <w:lastRenderedPageBreak/>
         <w:t xml:space="preserve">               </w:t>
       </w:r>
       <w:bookmarkEnd w:id="0"/>
@@ -6354,7 +6052,6 @@
         </w:rPr>
         <w:t>附件</w:t>
       </w:r>
-      <w:proofErr w:type="gramStart"/>
       <w:r>
         <w:rPr>
           <w:rFonts w:ascii="標楷體" w:eastAsia="標楷體" w:hAnsi="標楷體" w:hint="eastAsia"/>
@@ -6364,7 +6061,6 @@
         </w:rPr>
         <w:t>三</w:t>
       </w:r>
-      <w:proofErr w:type="gramEnd"/>
     </w:p>
     <w:p>
       <w:pPr>
@@ -6455,7 +6151,13 @@
         <w:rPr>
           <w:rFonts w:ascii="標楷體" w:eastAsia="標楷體" w:hAnsi="標楷體" w:hint="eastAsia"/>
         </w:rPr>
-        <w:t>和泰汽車</w:t>
+        <w:t>微軟</w:t>
+      </w:r>
+      <w:r>
+        <w:rPr>
+          <w:rFonts w:ascii="標楷體" w:eastAsia="標楷體" w:hAnsi="標楷體" w:hint="eastAsia"/>
+        </w:rPr>
+        <w:t>汽車</w:t>
       </w:r>
       <w:r>
         <w:rPr>
@@ -6670,45 +6372,29 @@
           <w:rFonts w:ascii="標楷體" w:eastAsia="標楷體" w:hAnsi="標楷體" w:hint="eastAsia"/>
           <w:szCs w:val="22"/>
         </w:rPr>
+        <w:t>，均未</w:t>
+      </w:r>
+      <w:r>
+        <w:rPr>
+          <w:rFonts w:ascii="標楷體" w:eastAsia="標楷體" w:hAnsi="標楷體" w:hint="eastAsia"/>
+          <w:szCs w:val="22"/>
+        </w:rPr>
+        <w:t>包</w:t>
+      </w:r>
+      <w:r>
+        <w:rPr>
+          <w:rFonts w:ascii="標楷體" w:eastAsia="標楷體" w:hAnsi="標楷體" w:hint="eastAsia"/>
+          <w:szCs w:val="22"/>
+        </w:rPr>
+        <w:t>含惡意程式(例如病毒、蠕蟲、木馬等)、間諜軟體及隱密通道(covert channel)</w:t>
+      </w:r>
+      <w:r>
+        <w:rPr>
+          <w:rFonts w:ascii="標楷體" w:eastAsia="標楷體" w:hAnsi="標楷體" w:hint="eastAsia"/>
+          <w:szCs w:val="22"/>
+        </w:rPr>
         <w:t>，</w:t>
       </w:r>
-      <w:proofErr w:type="gramStart"/>
-      <w:r>
-        <w:rPr>
-          <w:rFonts w:ascii="標楷體" w:eastAsia="標楷體" w:hAnsi="標楷體" w:hint="eastAsia"/>
-          <w:szCs w:val="22"/>
-        </w:rPr>
-        <w:t>均未</w:t>
-      </w:r>
-      <w:r>
-        <w:rPr>
-          <w:rFonts w:ascii="標楷體" w:eastAsia="標楷體" w:hAnsi="標楷體" w:hint="eastAsia"/>
-          <w:szCs w:val="22"/>
-        </w:rPr>
-        <w:t>包</w:t>
-      </w:r>
-      <w:r>
-        <w:rPr>
-          <w:rFonts w:ascii="標楷體" w:eastAsia="標楷體" w:hAnsi="標楷體" w:hint="eastAsia"/>
-          <w:szCs w:val="22"/>
-        </w:rPr>
-        <w:t>含</w:t>
-      </w:r>
-      <w:proofErr w:type="gramEnd"/>
-      <w:r>
-        <w:rPr>
-          <w:rFonts w:ascii="標楷體" w:eastAsia="標楷體" w:hAnsi="標楷體" w:hint="eastAsia"/>
-          <w:szCs w:val="22"/>
-        </w:rPr>
-        <w:t>惡意程式(例如病毒、蠕蟲、木馬等)、間諜軟體及隱密通道(covert channel)</w:t>
-      </w:r>
-      <w:r>
-        <w:rPr>
-          <w:rFonts w:ascii="標楷體" w:eastAsia="標楷體" w:hAnsi="標楷體" w:hint="eastAsia"/>
-          <w:szCs w:val="22"/>
-        </w:rPr>
-        <w:t>，</w:t>
-      </w:r>
       <w:r>
         <w:rPr>
           <w:rFonts w:ascii="標楷體" w:eastAsia="標楷體" w:hAnsi="標楷體" w:hint="eastAsia"/>
@@ -6728,23 +6414,7 @@
           <w:rFonts w:ascii="標楷體" w:eastAsia="標楷體" w:hAnsi="標楷體" w:hint="eastAsia"/>
           <w:szCs w:val="22"/>
         </w:rPr>
-        <w:t>未取得甲方同意，乙方亦不得使用遠端遙控軟體</w:t>
-      </w:r>
-      <w:proofErr w:type="gramStart"/>
-      <w:r>
-        <w:rPr>
-          <w:rFonts w:ascii="標楷體" w:eastAsia="標楷體" w:hAnsi="標楷體" w:hint="eastAsia"/>
-          <w:szCs w:val="22"/>
-        </w:rPr>
-        <w:t>連線至甲方</w:t>
-      </w:r>
-      <w:proofErr w:type="gramEnd"/>
-      <w:r>
-        <w:rPr>
-          <w:rFonts w:ascii="標楷體" w:eastAsia="標楷體" w:hAnsi="標楷體" w:hint="eastAsia"/>
-          <w:szCs w:val="22"/>
-        </w:rPr>
-        <w:t>資訊環境。乙方</w:t>
+        <w:t>未取得甲方同意，乙方亦不得使用遠端遙控軟體連線至甲方資訊環境。乙方</w:t>
       </w:r>
       <w:r>
         <w:rPr>
@@ -6842,15 +6512,7 @@
           <w:rFonts w:ascii="標楷體" w:eastAsia="標楷體" w:hAnsi="標楷體" w:hint="eastAsia"/>
           <w:szCs w:val="22"/>
         </w:rPr>
-        <w:t>於本合約委託之工作範圍內，對乙方以派員稽核或其他適當方式</w:t>
-      </w:r>
-      <w:proofErr w:type="gramStart"/>
-      <w:r>
-        <w:rPr>
-          <w:rFonts w:ascii="標楷體" w:eastAsia="標楷體" w:hAnsi="標楷體" w:hint="eastAsia"/>
-          <w:szCs w:val="22"/>
-        </w:rPr>
-        <w:t>執行</w:t>
+        <w:t>於本合約委託之工作範圍內，對乙方以派員稽核或其他適當方式執行</w:t>
       </w:r>
       <w:r>
         <w:rPr>
@@ -6864,15 +6526,7 @@
           <w:rFonts w:ascii="標楷體" w:eastAsia="標楷體" w:hAnsi="標楷體" w:hint="eastAsia"/>
           <w:szCs w:val="22"/>
         </w:rPr>
-        <w:t>查核</w:t>
-      </w:r>
-      <w:proofErr w:type="gramEnd"/>
-      <w:r>
-        <w:rPr>
-          <w:rFonts w:ascii="標楷體" w:eastAsia="標楷體" w:hAnsi="標楷體" w:hint="eastAsia"/>
-          <w:szCs w:val="22"/>
-        </w:rPr>
-        <w:t>的權利，乙方</w:t>
+        <w:t>查核的權利，乙方</w:t>
       </w:r>
       <w:r>
         <w:rPr>
@@ -6928,17 +6582,8 @@
           <w:rFonts w:ascii="標楷體" w:eastAsia="標楷體" w:hAnsi="標楷體" w:hint="eastAsia"/>
           <w:szCs w:val="22"/>
         </w:rPr>
-        <w:t>資訊及</w:t>
-      </w:r>
-      <w:proofErr w:type="gramStart"/>
-      <w:r>
-        <w:rPr>
-          <w:rFonts w:ascii="標楷體" w:eastAsia="標楷體" w:hAnsi="標楷體" w:hint="eastAsia"/>
-          <w:szCs w:val="22"/>
-        </w:rPr>
-        <w:t>資料予甲方</w:t>
-      </w:r>
-      <w:proofErr w:type="gramEnd"/>
+        <w:t>資訊及資料予甲方</w:t>
+      </w:r>
       <w:r>
         <w:rPr>
           <w:rFonts w:ascii="標楷體" w:eastAsia="標楷體" w:hAnsi="標楷體" w:hint="eastAsia"/>
@@ -6965,23 +6610,7 @@
           <w:rFonts w:ascii="標楷體" w:eastAsia="標楷體" w:hAnsi="標楷體" w:hint="eastAsia"/>
           <w:szCs w:val="22"/>
         </w:rPr>
-        <w:t>乙方須於收到甲方開立之改善建議處理單日起兩</w:t>
-      </w:r>
-      <w:proofErr w:type="gramStart"/>
-      <w:r>
-        <w:rPr>
-          <w:rFonts w:ascii="標楷體" w:eastAsia="標楷體" w:hAnsi="標楷體" w:hint="eastAsia"/>
-          <w:szCs w:val="22"/>
-        </w:rPr>
-        <w:t>週</w:t>
-      </w:r>
-      <w:proofErr w:type="gramEnd"/>
-      <w:r>
-        <w:rPr>
-          <w:rFonts w:ascii="標楷體" w:eastAsia="標楷體" w:hAnsi="標楷體" w:hint="eastAsia"/>
-          <w:szCs w:val="22"/>
-        </w:rPr>
-        <w:t>內，</w:t>
+        <w:t>乙方須於收到甲方開立之改善建議處理單日起兩週內，</w:t>
       </w:r>
       <w:r>
         <w:rPr>
@@ -7023,23 +6652,7 @@
           <w:rFonts w:ascii="標楷體" w:eastAsia="標楷體" w:hAnsi="標楷體" w:hint="eastAsia"/>
           <w:szCs w:val="22"/>
         </w:rPr>
-        <w:t>。</w:t>
-      </w:r>
-      <w:proofErr w:type="gramStart"/>
-      <w:r>
-        <w:rPr>
-          <w:rFonts w:ascii="標楷體" w:eastAsia="標楷體" w:hAnsi="標楷體" w:hint="eastAsia"/>
-          <w:szCs w:val="22"/>
-        </w:rPr>
-        <w:t>若乙方</w:t>
-      </w:r>
-      <w:proofErr w:type="gramEnd"/>
-      <w:r>
-        <w:rPr>
-          <w:rFonts w:ascii="標楷體" w:eastAsia="標楷體" w:hAnsi="標楷體" w:hint="eastAsia"/>
-          <w:szCs w:val="22"/>
-        </w:rPr>
-        <w:t>於</w:t>
+        <w:t>。若乙方於</w:t>
       </w:r>
       <w:r>
         <w:rPr>
@@ -7055,7 +6668,6 @@
         </w:rPr>
         <w:t>改善期限內之無法</w:t>
       </w:r>
-      <w:proofErr w:type="gramStart"/>
       <w:r>
         <w:rPr>
           <w:rFonts w:ascii="標楷體" w:eastAsia="標楷體" w:hAnsi="標楷體" w:hint="eastAsia"/>
@@ -7068,15 +6680,7 @@
           <w:rFonts w:ascii="標楷體" w:eastAsia="標楷體" w:hAnsi="標楷體" w:hint="eastAsia"/>
           <w:szCs w:val="22"/>
         </w:rPr>
-        <w:t>甲方</w:t>
-      </w:r>
-      <w:proofErr w:type="gramEnd"/>
-      <w:r>
-        <w:rPr>
-          <w:rFonts w:ascii="標楷體" w:eastAsia="標楷體" w:hAnsi="標楷體" w:hint="eastAsia"/>
-          <w:szCs w:val="22"/>
-        </w:rPr>
-        <w:t>規範要求，應</w:t>
+        <w:t>甲方規範要求，應</w:t>
       </w:r>
       <w:r>
         <w:rPr>
@@ -7216,6 +6820,7 @@
           <w:rFonts w:ascii="標楷體" w:eastAsia="標楷體" w:hAnsi="標楷體" w:hint="eastAsia"/>
           <w:szCs w:val="22"/>
         </w:rPr>
+        <w:lastRenderedPageBreak/>
         <w:t>乙方於履行本合約時，如</w:t>
       </w:r>
       <w:r>
@@ -7258,23 +6863,7 @@
           <w:rFonts w:ascii="標楷體" w:eastAsia="標楷體" w:hAnsi="標楷體" w:hint="eastAsia"/>
           <w:szCs w:val="22"/>
         </w:rPr>
-        <w:t>時（例如個人資料外</w:t>
-      </w:r>
-      <w:proofErr w:type="gramStart"/>
-      <w:r>
-        <w:rPr>
-          <w:rFonts w:ascii="標楷體" w:eastAsia="標楷體" w:hAnsi="標楷體" w:hint="eastAsia"/>
-          <w:szCs w:val="22"/>
-        </w:rPr>
-        <w:t>洩</w:t>
-      </w:r>
-      <w:proofErr w:type="gramEnd"/>
-      <w:r>
-        <w:rPr>
-          <w:rFonts w:ascii="標楷體" w:eastAsia="標楷體" w:hAnsi="標楷體" w:hint="eastAsia"/>
-          <w:szCs w:val="22"/>
-        </w:rPr>
-        <w:t>、非法入侵或病毒攻擊等），乙方應即時通報甲方，</w:t>
+        <w:t>時（例如個人資料外洩、非法入侵或病毒攻擊等），乙方應即時通報甲方，</w:t>
       </w:r>
       <w:r>
         <w:rPr>
@@ -7420,27 +7009,12 @@
           <w:szCs w:val="22"/>
         </w:rPr>
       </w:pPr>
-      <w:commentRangeStart w:id="1"/>
-      <w:r>
-        <w:rPr>
-          <w:rFonts w:ascii="標楷體" w:eastAsia="標楷體" w:hAnsi="標楷體" w:hint="eastAsia"/>
-          <w:szCs w:val="22"/>
-        </w:rPr>
-        <w:t>乙方提供之服務</w:t>
-      </w:r>
-      <w:commentRangeEnd w:id="1"/>
-      <w:r>
-        <w:rPr>
-          <w:rStyle w:val="ac"/>
-        </w:rPr>
-        <w:commentReference w:id="1"/>
-      </w:r>
-      <w:r>
-        <w:rPr>
-          <w:rFonts w:ascii="標楷體" w:eastAsia="標楷體" w:hAnsi="標楷體" w:hint="eastAsia"/>
-          <w:szCs w:val="22"/>
-        </w:rPr>
-        <w:t>，</w:t>
+      <w:r>
+        <w:rPr>
+          <w:rFonts w:ascii="標楷體" w:eastAsia="標楷體" w:hAnsi="標楷體" w:hint="eastAsia"/>
+          <w:szCs w:val="22"/>
+        </w:rPr>
+        <w:t>乙方提供之服務，</w:t>
       </w:r>
       <w:r>
         <w:rPr>
@@ -7464,25 +7038,7 @@
           <w:szCs w:val="22"/>
           <w:highlight w:val="yellow"/>
         </w:rPr>
-        <w:t>網站、行動應用程式(APP)及共通性應用程式介面(API)應遵守甲方「Taiwan Toyota Group集團對外網站及APP</w:t>
-      </w:r>
-      <w:proofErr w:type="gramStart"/>
-      <w:r>
-        <w:rPr>
-          <w:rFonts w:ascii="標楷體" w:eastAsia="標楷體" w:hAnsi="標楷體" w:hint="eastAsia"/>
-          <w:szCs w:val="22"/>
-          <w:highlight w:val="yellow"/>
-        </w:rPr>
-        <w:t>資安管理</w:t>
-      </w:r>
-      <w:proofErr w:type="gramEnd"/>
-      <w:r>
-        <w:rPr>
-          <w:rFonts w:ascii="標楷體" w:eastAsia="標楷體" w:hAnsi="標楷體" w:hint="eastAsia"/>
-          <w:szCs w:val="22"/>
-          <w:highlight w:val="yellow"/>
-        </w:rPr>
-        <w:t>作業規範」。</w:t>
+        <w:t>網站、行動應用程式(APP)及共通性應用程式介面(API)應遵守甲方「Taiwan Toyota Group集團對外網站及APP資安管理作業規範」。</w:t>
       </w:r>
     </w:p>
     <w:p>
@@ -7504,55 +7060,7 @@
           <w:rFonts w:ascii="標楷體" w:eastAsia="標楷體" w:hAnsi="標楷體" w:hint="eastAsia"/>
           <w:szCs w:val="22"/>
         </w:rPr>
-        <w:t>若有引用第三方元件或第三</w:t>
-      </w:r>
-      <w:proofErr w:type="gramStart"/>
-      <w:r>
-        <w:rPr>
-          <w:rFonts w:ascii="標楷體" w:eastAsia="標楷體" w:hAnsi="標楷體" w:hint="eastAsia"/>
-          <w:szCs w:val="22"/>
-        </w:rPr>
-        <w:t>方函式庫</w:t>
-      </w:r>
-      <w:proofErr w:type="gramEnd"/>
-      <w:r>
-        <w:rPr>
-          <w:rFonts w:ascii="標楷體" w:eastAsia="標楷體" w:hAnsi="標楷體" w:hint="eastAsia"/>
-          <w:szCs w:val="22"/>
-        </w:rPr>
-        <w:t>，乙方須提供元件(</w:t>
-      </w:r>
-      <w:proofErr w:type="gramStart"/>
-      <w:r>
-        <w:rPr>
-          <w:rFonts w:ascii="標楷體" w:eastAsia="標楷體" w:hAnsi="標楷體" w:hint="eastAsia"/>
-          <w:szCs w:val="22"/>
-        </w:rPr>
-        <w:t>函式庫</w:t>
-      </w:r>
-      <w:proofErr w:type="gramEnd"/>
-      <w:r>
-        <w:rPr>
-          <w:rFonts w:ascii="標楷體" w:eastAsia="標楷體" w:hAnsi="標楷體" w:hint="eastAsia"/>
-          <w:szCs w:val="22"/>
-        </w:rPr>
-        <w:t>)使用</w:t>
-      </w:r>
-      <w:proofErr w:type="gramStart"/>
-      <w:r>
-        <w:rPr>
-          <w:rFonts w:ascii="標楷體" w:eastAsia="標楷體" w:hAnsi="標楷體" w:hint="eastAsia"/>
-          <w:szCs w:val="22"/>
-        </w:rPr>
-        <w:t>清冊予甲方</w:t>
-      </w:r>
-      <w:proofErr w:type="gramEnd"/>
-      <w:r>
-        <w:rPr>
-          <w:rFonts w:ascii="標楷體" w:eastAsia="標楷體" w:hAnsi="標楷體" w:hint="eastAsia"/>
-          <w:szCs w:val="22"/>
-        </w:rPr>
-        <w:t>，並確認其來源之可靠性，務必更新到最新版本並進行使用前測試，且需確認其無安全漏洞或</w:t>
+        <w:t>若有引用第三方元件或第三方函式庫，乙方須提供元件(函式庫)使用清冊予甲方，並確認其來源之可靠性，務必更新到最新版本並進行使用前測試，且需確認其無安全漏洞或</w:t>
       </w:r>
       <w:r>
         <w:rPr>
@@ -7609,23 +7117,7 @@
           <w:rFonts w:ascii="標楷體" w:eastAsia="標楷體" w:hAnsi="標楷體" w:hint="eastAsia"/>
           <w:szCs w:val="22"/>
         </w:rPr>
-        <w:t>若有進行</w:t>
-      </w:r>
-      <w:proofErr w:type="gramStart"/>
-      <w:r>
-        <w:rPr>
-          <w:rFonts w:ascii="標楷體" w:eastAsia="標楷體" w:hAnsi="標楷體" w:hint="eastAsia"/>
-          <w:szCs w:val="22"/>
-        </w:rPr>
-        <w:t>外部串</w:t>
-      </w:r>
-      <w:proofErr w:type="gramEnd"/>
-      <w:r>
-        <w:rPr>
-          <w:rFonts w:ascii="標楷體" w:eastAsia="標楷體" w:hAnsi="標楷體" w:hint="eastAsia"/>
-          <w:szCs w:val="22"/>
-        </w:rPr>
-        <w:t>接活動(提供API外掛網站</w:t>
+        <w:t>若有進行外部串接活動(提供API外掛網站</w:t>
       </w:r>
       <w:proofErr w:type="spellStart"/>
       <w:r>
@@ -7652,36 +7144,12 @@
         <w:t>url</w:t>
       </w:r>
       <w:proofErr w:type="spellEnd"/>
-      <w:proofErr w:type="gramStart"/>
-      <w:r>
-        <w:rPr>
-          <w:rFonts w:ascii="標楷體" w:eastAsia="標楷體" w:hAnsi="標楷體" w:hint="eastAsia"/>
-          <w:szCs w:val="22"/>
-        </w:rPr>
-        <w:t>清冊予甲方</w:t>
-      </w:r>
-      <w:proofErr w:type="gramEnd"/>
-      <w:r>
-        <w:rPr>
-          <w:rFonts w:ascii="標楷體" w:eastAsia="標楷體" w:hAnsi="標楷體" w:hint="eastAsia"/>
-          <w:szCs w:val="22"/>
-        </w:rPr>
-        <w:t>，</w:t>
-      </w:r>
-      <w:commentRangeStart w:id="2"/>
-      <w:r>
-        <w:rPr>
-          <w:rFonts w:ascii="標楷體" w:eastAsia="標楷體" w:hAnsi="標楷體" w:hint="eastAsia"/>
-          <w:szCs w:val="22"/>
-        </w:rPr>
-        <w:t>並確認該外掛網站非惡意網站才可串接</w:t>
-      </w:r>
-      <w:commentRangeEnd w:id="2"/>
-      <w:r>
-        <w:rPr>
-          <w:rStyle w:val="ac"/>
-        </w:rPr>
-        <w:commentReference w:id="2"/>
+      <w:r>
+        <w:rPr>
+          <w:rFonts w:ascii="標楷體" w:eastAsia="標楷體" w:hAnsi="標楷體" w:hint="eastAsia"/>
+          <w:szCs w:val="22"/>
+        </w:rPr>
+        <w:t>清冊予甲方，並確認該外掛網站非惡意網站才可串接</w:t>
       </w:r>
       <w:r>
         <w:rPr>
@@ -7724,7 +7192,7 @@
           <w:rFonts w:ascii="標楷體" w:eastAsia="標楷體" w:hAnsi="標楷體" w:hint="eastAsia"/>
           <w:szCs w:val="22"/>
         </w:rPr>
-        <w:t>元整，並依甲方指</w:t>
+        <w:t>元整，並依甲方指定期限再次修正，如經甲方判斷乙方仍未完成修正，視為乙方違反本資安條款之約</w:t>
       </w:r>
       <w:r>
         <w:rPr>
@@ -7732,23 +7200,7 @@
           <w:szCs w:val="22"/>
         </w:rPr>
         <w:lastRenderedPageBreak/>
-        <w:t>定期限再次修正，如經甲方判斷乙方仍未完成修正，視為乙方違反</w:t>
-      </w:r>
-      <w:proofErr w:type="gramStart"/>
-      <w:r>
-        <w:rPr>
-          <w:rFonts w:ascii="標楷體" w:eastAsia="標楷體" w:hAnsi="標楷體" w:hint="eastAsia"/>
-          <w:szCs w:val="22"/>
-        </w:rPr>
-        <w:t>本資安</w:t>
-      </w:r>
-      <w:proofErr w:type="gramEnd"/>
-      <w:r>
-        <w:rPr>
-          <w:rFonts w:ascii="標楷體" w:eastAsia="標楷體" w:hAnsi="標楷體" w:hint="eastAsia"/>
-          <w:szCs w:val="22"/>
-        </w:rPr>
-        <w:t>條款之約定。</w:t>
+        <w:t>定。</w:t>
       </w:r>
     </w:p>
     <w:p>
@@ -7869,7 +7321,6 @@
           <w:szCs w:val="22"/>
         </w:rPr>
       </w:pPr>
-      <w:proofErr w:type="gramStart"/>
       <w:r>
         <w:rPr>
           <w:rFonts w:ascii="標楷體" w:eastAsia="標楷體" w:hAnsi="標楷體" w:hint="eastAsia"/>
@@ -7882,23 +7333,7 @@
           <w:rFonts w:ascii="標楷體" w:eastAsia="標楷體" w:hAnsi="標楷體" w:hint="eastAsia"/>
           <w:szCs w:val="22"/>
         </w:rPr>
-        <w:t>其所屬</w:t>
-      </w:r>
-      <w:proofErr w:type="gramEnd"/>
-      <w:r>
-        <w:rPr>
-          <w:rFonts w:ascii="標楷體" w:eastAsia="標楷體" w:hAnsi="標楷體" w:hint="eastAsia"/>
-          <w:szCs w:val="22"/>
-        </w:rPr>
-        <w:t>人員若有違反</w:t>
-      </w:r>
-      <w:proofErr w:type="gramStart"/>
-      <w:r>
-        <w:rPr>
-          <w:rFonts w:ascii="標楷體" w:eastAsia="標楷體" w:hAnsi="標楷體" w:hint="eastAsia"/>
-          <w:szCs w:val="22"/>
-        </w:rPr>
-        <w:t>本</w:t>
+        <w:t>其所屬人員若有違反本</w:t>
       </w:r>
       <w:r>
         <w:rPr>
@@ -7907,29 +7342,12 @@
         </w:rPr>
         <w:t>資安</w:t>
       </w:r>
-      <w:proofErr w:type="gramEnd"/>
-      <w:r>
-        <w:rPr>
-          <w:rFonts w:ascii="標楷體" w:eastAsia="標楷體" w:hAnsi="標楷體" w:hint="eastAsia"/>
-          <w:szCs w:val="22"/>
-        </w:rPr>
-        <w:t>條款之任</w:t>
-      </w:r>
-      <w:proofErr w:type="gramStart"/>
-      <w:r>
-        <w:rPr>
-          <w:rFonts w:ascii="標楷體" w:eastAsia="標楷體" w:hAnsi="標楷體" w:hint="eastAsia"/>
-          <w:szCs w:val="22"/>
-        </w:rPr>
-        <w:t>一</w:t>
-      </w:r>
-      <w:proofErr w:type="gramEnd"/>
-      <w:r>
-        <w:rPr>
-          <w:rFonts w:ascii="標楷體" w:eastAsia="標楷體" w:hAnsi="標楷體" w:hint="eastAsia"/>
-          <w:szCs w:val="22"/>
-        </w:rPr>
-        <w:t>約定者，</w:t>
+      <w:r>
+        <w:rPr>
+          <w:rFonts w:ascii="標楷體" w:eastAsia="標楷體" w:hAnsi="標楷體" w:hint="eastAsia"/>
+          <w:szCs w:val="22"/>
+        </w:rPr>
+        <w:t>條款之任一約定者，</w:t>
       </w:r>
       <w:r>
         <w:rPr>
@@ -7966,7 +7384,6 @@
         </w:rPr>
         <w:t>乙方</w:t>
       </w:r>
-      <w:proofErr w:type="gramStart"/>
       <w:r>
         <w:rPr>
           <w:rFonts w:ascii="標楷體" w:eastAsia="標楷體" w:hAnsi="標楷體" w:hint="eastAsia"/>
@@ -7979,15 +7396,7 @@
           <w:rFonts w:ascii="標楷體" w:eastAsia="標楷體" w:hAnsi="標楷體" w:hint="eastAsia"/>
           <w:szCs w:val="22"/>
         </w:rPr>
-        <w:t>本</w:t>
-      </w:r>
-      <w:proofErr w:type="gramEnd"/>
-      <w:r>
-        <w:rPr>
-          <w:rFonts w:ascii="標楷體" w:eastAsia="標楷體" w:hAnsi="標楷體" w:hint="eastAsia"/>
-          <w:szCs w:val="22"/>
-        </w:rPr>
-        <w:t>合約</w:t>
+        <w:t>本合約</w:t>
       </w:r>
       <w:r>
         <w:rPr>
@@ -8100,15 +7509,7 @@
           <w:rFonts w:ascii="標楷體" w:eastAsia="標楷體" w:hAnsi="標楷體" w:hint="eastAsia"/>
           <w:szCs w:val="22"/>
         </w:rPr>
-        <w:t>得逕自應</w:t>
-      </w:r>
-      <w:proofErr w:type="gramStart"/>
-      <w:r>
-        <w:rPr>
-          <w:rFonts w:ascii="標楷體" w:eastAsia="標楷體" w:hAnsi="標楷體" w:hint="eastAsia"/>
-          <w:szCs w:val="22"/>
-        </w:rPr>
-        <w:t>支付予</w:t>
+        <w:t>得逕自應支付予</w:t>
       </w:r>
       <w:r>
         <w:rPr>
@@ -8122,15 +7523,7 @@
           <w:rFonts w:ascii="標楷體" w:eastAsia="標楷體" w:hAnsi="標楷體" w:hint="eastAsia"/>
           <w:szCs w:val="22"/>
         </w:rPr>
-        <w:t>之</w:t>
-      </w:r>
-      <w:proofErr w:type="gramEnd"/>
-      <w:r>
-        <w:rPr>
-          <w:rFonts w:ascii="標楷體" w:eastAsia="標楷體" w:hAnsi="標楷體" w:hint="eastAsia"/>
-          <w:szCs w:val="22"/>
-        </w:rPr>
-        <w:t>款項中扣除。</w:t>
+        <w:t>之款項中扣除。</w:t>
       </w:r>
     </w:p>
     <w:p>
@@ -8158,8 +7551,7 @@
       </w:pPr>
     </w:p>
     <w:sectPr>
-      <w:headerReference w:type="default" r:id="rId16"/>
-      <w:footerReference w:type="default" r:id="rId17"/>
+      <w:footerReference w:type="default" r:id="rId12"/>
       <w:pgSz w:w="11906" w:h="16838" w:code="9"/>
       <w:pgMar w:top="1418" w:right="1418" w:bottom="1418" w:left="1418" w:header="851" w:footer="992" w:gutter="0"/>
       <w:pgNumType w:start="1"/>
@@ -8168,399 +7560,6 @@
     </w:sectPr>
   </w:body>
 </w:document>
-</file>
-
-<file path=word/comments.xml><?xml version="1.0" encoding="utf-8"?>
-<w:comments xmlns:wpc="http://schemas.microsoft.com/office/word/2010/wordprocessingCanvas" xmlns:cx="http://schemas.microsoft.com/office/drawing/2014/chartex" xmlns:cx1="http://schemas.microsoft.com/office/drawing/2015/9/8/chartex" xmlns:cx2="http://schemas.microsoft.com/office/drawing/2015/10/21/chartex" xmlns:cx3="http://schemas.microsoft.com/office/drawing/2016/5/9/chartex" xmlns:cx4="http://schemas.microsoft.com/office/drawing/2016/5/10/chartex" xmlns:cx5="http://schemas.microsoft.com/office/drawing/2016/5/11/chartex" xmlns:cx6="http://schemas.microsoft.com/office/drawing/2016/5/12/chartex" xmlns:cx7="http://schemas.microsoft.com/office/drawing/2016/5/13/chartex" xmlns:cx8="http://schemas.microsoft.com/office/drawing/2016/5/14/chartex" xmlns:mc="http://schemas.openxmlformats.org/markup-compatibility/2006" xmlns:aink="http://schemas.microsoft.com/office/drawing/2016/ink" xmlns:am3d="http://schemas.microsoft.com/office/drawing/2017/model3d" xmlns:o="urn:schemas-microsoft-com:office:office" xmlns:oel="http://schemas.microsoft.com/office/2019/extlst" xmlns:r="http://schemas.openxmlformats.org/officeDocument/2006/relationships" xmlns:m="http://schemas.openxmlformats.org/officeDocument/2006/math" xmlns:v="urn:schemas-microsoft-com:vml" xmlns:wp14="http://schemas.microsoft.com/office/word/2010/wordprocessingDrawing" xmlns:wp="http://schemas.openxmlformats.org/drawingml/2006/wordprocessingDrawing" xmlns:w10="urn:schemas-microsoft-com:office:word" xmlns:w="http://schemas.openxmlformats.org/wordprocessingml/2006/main" xmlns:w14="http://schemas.microsoft.com/office/word/2010/wordml" xmlns:w15="http://schemas.microsoft.com/office/word/2012/wordml" xmlns:w16cex="http://schemas.microsoft.com/office/word/2018/wordml/cex" xmlns:w16cid="http://schemas.microsoft.com/office/word/2016/wordml/cid" xmlns:w16="http://schemas.microsoft.com/office/word/2018/wordml" xmlns:w16du="http://schemas.microsoft.com/office/word/2023/wordml/word16du" xmlns:w16sdtdh="http://schemas.microsoft.com/office/word/2020/wordml/sdtdatahash" xmlns:w16sdtfl="http://schemas.microsoft.com/office/word/2024/wordml/sdtformatlock" xmlns:w16se="http://schemas.microsoft.com/office/word/2015/wordml/symex" xmlns:wpg="http://schemas.microsoft.com/office/word/2010/wordprocessingGroup" xmlns:wpi="http://schemas.microsoft.com/office/word/2010/wordprocessingInk" xmlns:wne="http://schemas.microsoft.com/office/word/2006/wordml" xmlns:wps="http://schemas.microsoft.com/office/word/2010/wordprocessingShape" mc:Ignorable="w14 w15 w16se w16cid w16 w16cex w16sdtdh w16sdtfl w16du wp14">
-  <w:comment w:id="1" w:author="陳瑋純" w:date="2023-04-10T08:43:00Z" w:initials="陳瑋純">
-    <w:p>
-      <w:pPr>
-        <w:pStyle w:val="aa"/>
-      </w:pPr>
-      <w:r>
-        <w:rPr>
-          <w:rStyle w:val="ac"/>
-        </w:rPr>
-        <w:annotationRef/>
-      </w:r>
-      <w:r>
-        <w:rPr>
-          <w:rFonts w:hint="eastAsia"/>
-        </w:rPr>
-        <w:t>1.</w:t>
-      </w:r>
-      <w:r>
-        <w:rPr>
-          <w:rFonts w:hint="eastAsia"/>
-        </w:rPr>
-        <w:t>範圍</w:t>
-      </w:r>
-      <w:r>
-        <w:rPr>
-          <w:rFonts w:hint="eastAsia"/>
-        </w:rPr>
-        <w:t>:</w:t>
-      </w:r>
-    </w:p>
-    <w:p>
-      <w:pPr>
-        <w:pStyle w:val="aa"/>
-      </w:pPr>
-      <w:r>
-        <w:rPr>
-          <w:rFonts w:hint="eastAsia"/>
-          <w:color w:val="000000"/>
-        </w:rPr>
-        <w:t>行動應用程式：</w:t>
-      </w:r>
-      <w:r>
-        <w:rPr>
-          <w:rFonts w:hint="eastAsia"/>
-          <w:color w:val="000000"/>
-        </w:rPr>
-        <w:t xml:space="preserve"> </w:t>
-      </w:r>
-      <w:r>
-        <w:rPr>
-          <w:rFonts w:hint="eastAsia"/>
-          <w:b/>
-          <w:bCs/>
-          <w:color w:val="000000"/>
-          <w:u w:val="single"/>
-        </w:rPr>
-        <w:t>APP</w:t>
-      </w:r>
-      <w:r>
-        <w:rPr>
-          <w:rFonts w:hint="eastAsia"/>
-          <w:b/>
-          <w:bCs/>
-          <w:color w:val="000000"/>
-          <w:u w:val="single"/>
-        </w:rPr>
-        <w:t>應用程式、後台管理系統、</w:t>
-      </w:r>
-      <w:r>
-        <w:rPr>
-          <w:rFonts w:hint="eastAsia"/>
-          <w:b/>
-          <w:bCs/>
-          <w:color w:val="000000"/>
-          <w:u w:val="single"/>
-        </w:rPr>
-        <w:t>API</w:t>
-      </w:r>
-      <w:r>
-        <w:rPr>
-          <w:rFonts w:hint="eastAsia"/>
-          <w:b/>
-          <w:bCs/>
-          <w:color w:val="000000"/>
-          <w:u w:val="single"/>
-        </w:rPr>
-        <w:t>串接程式</w:t>
-      </w:r>
-    </w:p>
-    <w:p>
-      <w:pPr>
-        <w:pStyle w:val="aa"/>
-      </w:pPr>
-      <w:r>
-        <w:rPr>
-          <w:rFonts w:hint="eastAsia"/>
-          <w:color w:val="000000"/>
-        </w:rPr>
-        <w:t>官網</w:t>
-      </w:r>
-      <w:r>
-        <w:rPr>
-          <w:rFonts w:hint="eastAsia"/>
-          <w:b/>
-          <w:bCs/>
-          <w:color w:val="FF0000"/>
-        </w:rPr>
-        <w:t>(</w:t>
-      </w:r>
-      <w:r>
-        <w:rPr>
-          <w:rFonts w:hint="eastAsia"/>
-          <w:b/>
-          <w:bCs/>
-          <w:color w:val="FF0000"/>
-        </w:rPr>
-        <w:t>該網站可於外網</w:t>
-      </w:r>
-      <w:r>
-        <w:rPr>
-          <w:rFonts w:hint="eastAsia"/>
-          <w:b/>
-          <w:bCs/>
-          <w:color w:val="FF0000"/>
-        </w:rPr>
-        <w:t>(</w:t>
-      </w:r>
-      <w:r>
-        <w:rPr>
-          <w:rFonts w:hint="eastAsia"/>
-          <w:b/>
-          <w:bCs/>
-          <w:color w:val="FF0000"/>
-        </w:rPr>
-        <w:t>如</w:t>
-      </w:r>
-      <w:r>
-        <w:rPr>
-          <w:rFonts w:hint="eastAsia"/>
-          <w:b/>
-          <w:bCs/>
-          <w:color w:val="FF0000"/>
-        </w:rPr>
-        <w:t>:</w:t>
-      </w:r>
-      <w:r>
-        <w:rPr>
-          <w:rFonts w:hint="eastAsia"/>
-          <w:b/>
-          <w:bCs/>
-          <w:color w:val="FF0000"/>
-        </w:rPr>
-        <w:t>家中網路</w:t>
-      </w:r>
-      <w:r>
-        <w:rPr>
-          <w:rFonts w:hint="eastAsia"/>
-          <w:b/>
-          <w:bCs/>
-          <w:color w:val="FF0000"/>
-        </w:rPr>
-        <w:t>/</w:t>
-      </w:r>
-      <w:r>
-        <w:rPr>
-          <w:rFonts w:hint="eastAsia"/>
-          <w:b/>
-          <w:bCs/>
-          <w:color w:val="FF0000"/>
-        </w:rPr>
-        <w:t>自己手機網路等</w:t>
-      </w:r>
-      <w:r>
-        <w:rPr>
-          <w:rFonts w:hint="eastAsia"/>
-          <w:b/>
-          <w:bCs/>
-          <w:color w:val="FF0000"/>
-        </w:rPr>
-        <w:t>)</w:t>
-      </w:r>
-      <w:r>
-        <w:rPr>
-          <w:rFonts w:hint="eastAsia"/>
-          <w:b/>
-          <w:bCs/>
-          <w:color w:val="FF0000"/>
-        </w:rPr>
-        <w:t>存取</w:t>
-      </w:r>
-      <w:r>
-        <w:rPr>
-          <w:rFonts w:hint="eastAsia"/>
-          <w:b/>
-          <w:bCs/>
-          <w:color w:val="FF0000"/>
-        </w:rPr>
-        <w:t>)</w:t>
-      </w:r>
-      <w:r>
-        <w:rPr>
-          <w:rFonts w:hint="eastAsia"/>
-          <w:color w:val="000000"/>
-        </w:rPr>
-        <w:t>：</w:t>
-      </w:r>
-      <w:r>
-        <w:rPr>
-          <w:rFonts w:hint="eastAsia"/>
-          <w:b/>
-          <w:bCs/>
-          <w:color w:val="000000"/>
-          <w:u w:val="single"/>
-        </w:rPr>
-        <w:t>網站前台、後台管理系統、</w:t>
-      </w:r>
-      <w:r>
-        <w:rPr>
-          <w:rFonts w:hint="eastAsia"/>
-          <w:b/>
-          <w:bCs/>
-          <w:color w:val="000000"/>
-          <w:u w:val="single"/>
-        </w:rPr>
-        <w:t>API</w:t>
-      </w:r>
-      <w:r>
-        <w:rPr>
-          <w:rFonts w:hint="eastAsia"/>
-          <w:b/>
-          <w:bCs/>
-          <w:color w:val="000000"/>
-          <w:u w:val="single"/>
-        </w:rPr>
-        <w:t>串接程式</w:t>
-      </w:r>
-    </w:p>
-    <w:p>
-      <w:pPr>
-        <w:pStyle w:val="aa"/>
-      </w:pPr>
-    </w:p>
-    <w:p>
-      <w:pPr>
-        <w:pStyle w:val="aa"/>
-      </w:pPr>
-    </w:p>
-    <w:p>
-      <w:pPr>
-        <w:pStyle w:val="aa"/>
-      </w:pPr>
-      <w:r>
-        <w:rPr>
-          <w:rFonts w:hint="eastAsia"/>
-        </w:rPr>
-        <w:t>2.</w:t>
-      </w:r>
-      <w:r>
-        <w:rPr>
-          <w:rFonts w:hint="eastAsia"/>
-        </w:rPr>
-        <w:t>規範</w:t>
-      </w:r>
-      <w:r>
-        <w:rPr>
-          <w:rFonts w:hint="eastAsia"/>
-        </w:rPr>
-        <w:t>:</w:t>
-      </w:r>
-    </w:p>
-    <w:p>
-      <w:pPr>
-        <w:pStyle w:val="aa"/>
-      </w:pPr>
-      <w:r>
-        <w:rPr>
-          <w:rFonts w:hint="eastAsia"/>
-        </w:rPr>
-        <w:t>和泰同仁請至</w:t>
-      </w:r>
-      <w:r>
-        <w:rPr>
-          <w:rFonts w:hint="eastAsia"/>
-        </w:rPr>
-        <w:t>Myeoffice</w:t>
-      </w:r>
-      <w:r>
-        <w:rPr>
-          <w:rFonts w:hint="eastAsia"/>
-        </w:rPr>
-        <w:t>→和泰文件中心→資安</w:t>
-      </w:r>
-      <w:r>
-        <w:rPr>
-          <w:rFonts w:hint="eastAsia"/>
-        </w:rPr>
-        <w:t>/</w:t>
-      </w:r>
-      <w:r>
-        <w:rPr>
-          <w:rFonts w:hint="eastAsia"/>
-        </w:rPr>
-        <w:t>個資專區→資安→網站</w:t>
-      </w:r>
-      <w:r>
-        <w:t>/APP</w:t>
-      </w:r>
-      <w:r>
-        <w:rPr>
-          <w:rFonts w:hint="eastAsia"/>
-        </w:rPr>
-        <w:t>→選擇</w:t>
-      </w:r>
-      <w:r>
-        <w:t>[</w:t>
-      </w:r>
-      <w:r>
-        <w:rPr>
-          <w:rFonts w:hint="eastAsia"/>
-        </w:rPr>
-        <w:t>集團對外網站及</w:t>
-      </w:r>
-      <w:r>
-        <w:rPr>
-          <w:rFonts w:hint="eastAsia"/>
-        </w:rPr>
-        <w:t>APP</w:t>
-      </w:r>
-      <w:r>
-        <w:rPr>
-          <w:rFonts w:hint="eastAsia"/>
-        </w:rPr>
-        <w:t>資安管理作業規範</w:t>
-      </w:r>
-    </w:p>
-  </w:comment>
-  <w:comment w:id="2" w:author="陳瑋純" w:date="2023-04-10T08:43:00Z" w:initials="陳瑋純">
-    <w:p>
-      <w:pPr>
-        <w:pStyle w:val="aa"/>
-      </w:pPr>
-      <w:r>
-        <w:rPr>
-          <w:rStyle w:val="ac"/>
-        </w:rPr>
-        <w:annotationRef/>
-      </w:r>
-      <w:r>
-        <w:rPr>
-          <w:rFonts w:hint="eastAsia"/>
-        </w:rPr>
-        <w:t>可以至</w:t>
-      </w:r>
-      <w:r>
-        <w:rPr>
-          <w:rFonts w:hint="eastAsia"/>
-        </w:rPr>
-        <w:t>virustotal</w:t>
-      </w:r>
-      <w:r>
-        <w:rPr>
-          <w:rFonts w:hint="eastAsia"/>
-        </w:rPr>
-        <w:t>網站確認是否為惡意網站</w:t>
-      </w:r>
-    </w:p>
-  </w:comment>
-</w:comments>
-</file>
-
-<file path=word/commentsExtended.xml><?xml version="1.0" encoding="utf-8"?>
-<w15:commentsEx xmlns:wpc="http://schemas.microsoft.com/office/word/2010/wordprocessingCanvas" xmlns:cx="http://schemas.microsoft.com/office/drawing/2014/chartex" xmlns:cx1="http://schemas.microsoft.com/office/drawing/2015/9/8/chartex" xmlns:cx2="http://schemas.microsoft.com/office/drawing/2015/10/21/chartex" xmlns:cx3="http://schemas.microsoft.com/office/drawing/2016/5/9/chartex" xmlns:cx4="http://schemas.microsoft.com/office/drawing/2016/5/10/chartex" xmlns:cx5="http://schemas.microsoft.com/office/drawing/2016/5/11/chartex" xmlns:cx6="http://schemas.microsoft.com/office/drawing/2016/5/12/chartex" xmlns:cx7="http://schemas.microsoft.com/office/drawing/2016/5/13/chartex" xmlns:cx8="http://schemas.microsoft.com/office/drawing/2016/5/14/chartex" xmlns:mc="http://schemas.openxmlformats.org/markup-compatibility/2006" xmlns:aink="http://schemas.microsoft.com/office/drawing/2016/ink" xmlns:am3d="http://schemas.microsoft.com/office/drawing/2017/model3d" xmlns:o="urn:schemas-microsoft-com:office:office" xmlns:oel="http://schemas.microsoft.com/office/2019/extlst" xmlns:r="http://schemas.openxmlformats.org/officeDocument/2006/relationships" xmlns:m="http://schemas.openxmlformats.org/officeDocument/2006/math" xmlns:v="urn:schemas-microsoft-com:vml" xmlns:wp14="http://schemas.microsoft.com/office/word/2010/wordprocessingDrawing" xmlns:wp="http://schemas.openxmlformats.org/drawingml/2006/wordprocessingDrawing" xmlns:w10="urn:schemas-microsoft-com:office:word" xmlns:w="http://schemas.openxmlformats.org/wordprocessingml/2006/main" xmlns:w14="http://schemas.microsoft.com/office/word/2010/wordml" xmlns:w15="http://schemas.microsoft.com/office/word/2012/wordml" xmlns:w16cex="http://schemas.microsoft.com/office/word/2018/wordml/cex" xmlns:w16cid="http://schemas.microsoft.com/office/word/2016/wordml/cid" xmlns:w16="http://schemas.microsoft.com/office/word/2018/wordml" xmlns:w16du="http://schemas.microsoft.com/office/word/2023/wordml/word16du" xmlns:w16sdtdh="http://schemas.microsoft.com/office/word/2020/wordml/sdtdatahash" xmlns:w16sdtfl="http://schemas.microsoft.com/office/word/2024/wordml/sdtformatlock" xmlns:w16se="http://schemas.microsoft.com/office/word/2015/wordml/symex" xmlns:wpg="http://schemas.microsoft.com/office/word/2010/wordprocessingGroup" xmlns:wpi="http://schemas.microsoft.com/office/word/2010/wordprocessingInk" xmlns:wne="http://schemas.microsoft.com/office/word/2006/wordml" xmlns:wps="http://schemas.microsoft.com/office/word/2010/wordprocessingShape" mc:Ignorable="w14 w15 w16se w16cid w16 w16cex w16sdtdh w16sdtfl w16du wp14">
-  <w15:commentEx w15:paraId="4834E376" w15:done="0"/>
-  <w15:commentEx w15:paraId="300704E1" w15:done="0"/>
-</w15:commentsEx>
-</file>
-
-<file path=word/commentsExtensible.xml><?xml version="1.0" encoding="utf-8"?>
-<w16cex:commentsExtensible xmlns:wpc="http://schemas.microsoft.com/office/word/2010/wordprocessingCanvas" xmlns:cx="http://schemas.microsoft.com/office/drawing/2014/chartex" xmlns:cx1="http://schemas.microsoft.com/office/drawing/2015/9/8/chartex" xmlns:cx2="http://schemas.microsoft.com/office/drawing/2015/10/21/chartex" xmlns:cx3="http://schemas.microsoft.com/office/drawing/2016/5/9/chartex" xmlns:cx4="http://schemas.microsoft.com/office/drawing/2016/5/10/chartex" xmlns:cx5="http://schemas.microsoft.com/office/drawing/2016/5/11/chartex" xmlns:cx6="http://schemas.microsoft.com/office/drawing/2016/5/12/chartex" xmlns:cx7="http://schemas.microsoft.com/office/drawing/2016/5/13/chartex" xmlns:cx8="http://schemas.microsoft.com/office/drawing/2016/5/14/chartex" xmlns:cr="http://schemas.microsoft.com/office/comments/2020/reactions" xmlns:mc="http://schemas.openxmlformats.org/markup-compatibility/2006" xmlns:aink="http://schemas.microsoft.com/office/drawing/2016/ink" xmlns:am3d="http://schemas.microsoft.com/office/drawing/2017/model3d" xmlns:o="urn:schemas-microsoft-com:office:office" xmlns:oel="http://schemas.microsoft.com/office/2019/extlst" xmlns:r="http://schemas.openxmlformats.org/officeDocument/2006/relationships" xmlns:m="http://schemas.openxmlformats.org/officeDocument/2006/math" xmlns:v="urn:schemas-microsoft-com:vml" xmlns:wp14="http://schemas.microsoft.com/office/word/2010/wordprocessingDrawing" xmlns:wp="http://schemas.openxmlformats.org/drawingml/2006/wordprocessingDrawing" xmlns:w10="urn:schemas-microsoft-com:office:word" xmlns:w="http://schemas.openxmlformats.org/wordprocessingml/2006/main" xmlns:w14="http://schemas.microsoft.com/office/word/2010/wordml" xmlns:w15="http://schemas.microsoft.com/office/word/2012/wordml" xmlns:w16cex="http://schemas.microsoft.com/office/word/2018/wordml/cex" xmlns:w16cid="http://schemas.microsoft.com/office/word/2016/wordml/cid" xmlns:w16="http://schemas.microsoft.com/office/word/2018/wordml" xmlns:w16du="http://schemas.microsoft.com/office/word/2023/wordml/word16du" xmlns:w16sdtdh="http://schemas.microsoft.com/office/word/2020/wordml/sdtdatahash" xmlns:w16sdtfl="http://schemas.microsoft.com/office/word/2024/wordml/sdtformatlock" xmlns:w16se="http://schemas.microsoft.com/office/word/2015/wordml/symex" xmlns:wpg="http://schemas.microsoft.com/office/word/2010/wordprocessingGroup" xmlns:wpi="http://schemas.microsoft.com/office/word/2010/wordprocessingInk" xmlns:wne="http://schemas.microsoft.com/office/word/2006/wordml" xmlns:wps="http://schemas.microsoft.com/office/word/2010/wordprocessingShape" mc:Ignorable="w14 w15 w16se w16cid w16 w16cex w16sdtdh w16sdtfl cr w16du wp14">
-  <w16cex:commentExtensible w16cex:durableId="27DE4AA1" w16cex:dateUtc="2023-04-10T00:43:00Z"/>
-  <w16cex:commentExtensible w16cex:durableId="27DE4AB9" w16cex:dateUtc="2023-04-10T00:43:00Z"/>
-</w16cex:commentsExtensible>
-</file>
-
-<file path=word/commentsIds.xml><?xml version="1.0" encoding="utf-8"?>
-<w16cid:commentsIds xmlns:wpc="http://schemas.microsoft.com/office/word/2010/wordprocessingCanvas" xmlns:cx="http://schemas.microsoft.com/office/drawing/2014/chartex" xmlns:cx1="http://schemas.microsoft.com/office/drawing/2015/9/8/chartex" xmlns:cx2="http://schemas.microsoft.com/office/drawing/2015/10/21/chartex" xmlns:cx3="http://schemas.microsoft.com/office/drawing/2016/5/9/chartex" xmlns:cx4="http://schemas.microsoft.com/office/drawing/2016/5/10/chartex" xmlns:cx5="http://schemas.microsoft.com/office/drawing/2016/5/11/chartex" xmlns:cx6="http://schemas.microsoft.com/office/drawing/2016/5/12/chartex" xmlns:cx7="http://schemas.microsoft.com/office/drawing/2016/5/13/chartex" xmlns:cx8="http://schemas.microsoft.com/office/drawing/2016/5/14/chartex" xmlns:mc="http://schemas.openxmlformats.org/markup-compatibility/2006" xmlns:aink="http://schemas.microsoft.com/office/drawing/2016/ink" xmlns:am3d="http://schemas.microsoft.com/office/drawing/2017/model3d" xmlns:o="urn:schemas-microsoft-com:office:office" xmlns:oel="http://schemas.microsoft.com/office/2019/extlst" xmlns:r="http://schemas.openxmlformats.org/officeDocument/2006/relationships" xmlns:m="http://schemas.openxmlformats.org/officeDocument/2006/math" xmlns:v="urn:schemas-microsoft-com:vml" xmlns:wp14="http://schemas.microsoft.com/office/word/2010/wordprocessingDrawing" xmlns:wp="http://schemas.openxmlformats.org/drawingml/2006/wordprocessingDrawing" xmlns:w10="urn:schemas-microsoft-com:office:word" xmlns:w="http://schemas.openxmlformats.org/wordprocessingml/2006/main" xmlns:w14="http://schemas.microsoft.com/office/word/2010/wordml" xmlns:w15="http://schemas.microsoft.com/office/word/2012/wordml" xmlns:w16cex="http://schemas.microsoft.com/office/word/2018/wordml/cex" xmlns:w16cid="http://schemas.microsoft.com/office/word/2016/wordml/cid" xmlns:w16="http://schemas.microsoft.com/office/word/2018/wordml" xmlns:w16du="http://schemas.microsoft.com/office/word/2023/wordml/word16du" xmlns:w16sdtdh="http://schemas.microsoft.com/office/word/2020/wordml/sdtdatahash" xmlns:w16sdtfl="http://schemas.microsoft.com/office/word/2024/wordml/sdtformatlock" xmlns:w16se="http://schemas.microsoft.com/office/word/2015/wordml/symex" xmlns:wpg="http://schemas.microsoft.com/office/word/2010/wordprocessingGroup" xmlns:wpi="http://schemas.microsoft.com/office/word/2010/wordprocessingInk" xmlns:wne="http://schemas.microsoft.com/office/word/2006/wordml" xmlns:wps="http://schemas.microsoft.com/office/word/2010/wordprocessingShape" mc:Ignorable="w14 w15 w16se w16cid w16 w16cex w16sdtdh w16sdtfl w16du wp14">
-  <w16cid:commentId w16cid:paraId="4834E376" w16cid:durableId="27DE4AA1"/>
-  <w16cid:commentId w16cid:paraId="300704E1" w16cid:durableId="27DE4AB9"/>
-</w16cid:commentsIds>
 </file>
 
 <file path=word/endnotes.xml><?xml version="1.0" encoding="utf-8"?>
@@ -8749,62 +7748,6 @@
 </w:footnotes>
 </file>
 
-<file path=word/header1.xml><?xml version="1.0" encoding="utf-8"?>
-<w:hdr xmlns:wpc="http://schemas.microsoft.com/office/word/2010/wordprocessingCanvas" xmlns:cx="http://schemas.microsoft.com/office/drawing/2014/chartex" xmlns:cx1="http://schemas.microsoft.com/office/drawing/2015/9/8/chartex" xmlns:cx2="http://schemas.microsoft.com/office/drawing/2015/10/21/chartex" xmlns:cx3="http://schemas.microsoft.com/office/drawing/2016/5/9/chartex" xmlns:cx4="http://schemas.microsoft.com/office/drawing/2016/5/10/chartex" xmlns:cx5="http://schemas.microsoft.com/office/drawing/2016/5/11/chartex" xmlns:cx6="http://schemas.microsoft.com/office/drawing/2016/5/12/chartex" xmlns:cx7="http://schemas.microsoft.com/office/drawing/2016/5/13/chartex" xmlns:cx8="http://schemas.microsoft.com/office/drawing/2016/5/14/chartex" xmlns:mc="http://schemas.openxmlformats.org/markup-compatibility/2006" xmlns:aink="http://schemas.microsoft.com/office/drawing/2016/ink" xmlns:am3d="http://schemas.microsoft.com/office/drawing/2017/model3d" xmlns:o="urn:schemas-microsoft-com:office:office" xmlns:oel="http://schemas.microsoft.com/office/2019/extlst" xmlns:r="http://schemas.openxmlformats.org/officeDocument/2006/relationships" xmlns:m="http://schemas.openxmlformats.org/officeDocument/2006/math" xmlns:v="urn:schemas-microsoft-com:vml" xmlns:wp14="http://schemas.microsoft.com/office/word/2010/wordprocessingDrawing" xmlns:wp="http://schemas.openxmlformats.org/drawingml/2006/wordprocessingDrawing" xmlns:w10="urn:schemas-microsoft-com:office:word" xmlns:w="http://schemas.openxmlformats.org/wordprocessingml/2006/main" xmlns:w14="http://schemas.microsoft.com/office/word/2010/wordml" xmlns:w15="http://schemas.microsoft.com/office/word/2012/wordml" xmlns:w16cex="http://schemas.microsoft.com/office/word/2018/wordml/cex" xmlns:w16cid="http://schemas.microsoft.com/office/word/2016/wordml/cid" xmlns:w16="http://schemas.microsoft.com/office/word/2018/wordml" xmlns:w16du="http://schemas.microsoft.com/office/word/2023/wordml/word16du" xmlns:w16sdtdh="http://schemas.microsoft.com/office/word/2020/wordml/sdtdatahash" xmlns:w16sdtfl="http://schemas.microsoft.com/office/word/2024/wordml/sdtformatlock" xmlns:w16se="http://schemas.microsoft.com/office/word/2015/wordml/symex" xmlns:wpg="http://schemas.microsoft.com/office/word/2010/wordprocessingGroup" xmlns:wpi="http://schemas.microsoft.com/office/word/2010/wordprocessingInk" xmlns:wne="http://schemas.microsoft.com/office/word/2006/wordml" xmlns:wps="http://schemas.microsoft.com/office/word/2010/wordprocessingShape" mc:Ignorable="w14 w15 w16se w16cid w16 w16cex w16sdtdh w16sdtfl w16du wp14">
-  <w:p>
-    <w:pPr>
-      <w:pStyle w:val="a3"/>
-    </w:pPr>
-    <w:r>
-      <w:rPr>
-        <w:noProof/>
-      </w:rPr>
-      <w:drawing>
-        <wp:inline distT="0" distB="0" distL="0" distR="0" wp14:anchorId="4B39417B" wp14:editId="70CE66B9">
-          <wp:extent cx="1297873" cy="371475"/>
-          <wp:effectExtent l="0" t="0" r="0" b="0"/>
-          <wp:docPr id="2" name="圖片 2"/>
-          <wp:cNvGraphicFramePr>
-            <a:graphicFrameLocks xmlns:a="http://schemas.openxmlformats.org/drawingml/2006/main" noChangeAspect="1"/>
-          </wp:cNvGraphicFramePr>
-          <a:graphic xmlns:a="http://schemas.openxmlformats.org/drawingml/2006/main">
-            <a:graphicData uri="http://schemas.openxmlformats.org/drawingml/2006/picture">
-              <pic:pic xmlns:pic="http://schemas.openxmlformats.org/drawingml/2006/picture">
-                <pic:nvPicPr>
-                  <pic:cNvPr id="2" name="圖片 2"/>
-                  <pic:cNvPicPr/>
-                </pic:nvPicPr>
-                <pic:blipFill>
-                  <a:blip r:embed="rId1">
-                    <a:extLst>
-                      <a:ext uri="{28A0092B-C50C-407E-A947-70E740481C1C}">
-                        <a14:useLocalDpi xmlns:a14="http://schemas.microsoft.com/office/drawing/2010/main" val="0"/>
-                      </a:ext>
-                    </a:extLst>
-                  </a:blip>
-                  <a:stretch>
-                    <a:fillRect/>
-                  </a:stretch>
-                </pic:blipFill>
-                <pic:spPr>
-                  <a:xfrm>
-                    <a:off x="0" y="0"/>
-                    <a:ext cx="1299554" cy="371956"/>
-                  </a:xfrm>
-                  <a:prstGeom prst="rect">
-                    <a:avLst/>
-                  </a:prstGeom>
-                </pic:spPr>
-              </pic:pic>
-            </a:graphicData>
-          </a:graphic>
-        </wp:inline>
-      </w:drawing>
-    </w:r>
-  </w:p>
-</w:hdr>
-</file>
-
 <file path=word/numbering.xml><?xml version="1.0" encoding="utf-8"?>
 <w:numbering xmlns:wpc="http://schemas.microsoft.com/office/word/2010/wordprocessingCanvas" xmlns:cx="http://schemas.microsoft.com/office/drawing/2014/chartex" xmlns:cx1="http://schemas.microsoft.com/office/drawing/2015/9/8/chartex" xmlns:cx2="http://schemas.microsoft.com/office/drawing/2015/10/21/chartex" xmlns:cx3="http://schemas.microsoft.com/office/drawing/2016/5/9/chartex" xmlns:cx4="http://schemas.microsoft.com/office/drawing/2016/5/10/chartex" xmlns:cx5="http://schemas.microsoft.com/office/drawing/2016/5/11/chartex" xmlns:cx6="http://schemas.microsoft.com/office/drawing/2016/5/12/chartex" xmlns:cx7="http://schemas.microsoft.com/office/drawing/2016/5/13/chartex" xmlns:cx8="http://schemas.microsoft.com/office/drawing/2016/5/14/chartex" xmlns:mc="http://schemas.openxmlformats.org/markup-compatibility/2006" xmlns:aink="http://schemas.microsoft.com/office/drawing/2016/ink" xmlns:am3d="http://schemas.microsoft.com/office/drawing/2017/model3d" xmlns:o="urn:schemas-microsoft-com:office:office" xmlns:oel="http://schemas.microsoft.com/office/2019/extlst" xmlns:r="http://schemas.openxmlformats.org/officeDocument/2006/relationships" xmlns:m="http://schemas.openxmlformats.org/officeDocument/2006/math" xmlns:v="urn:schemas-microsoft-com:vml" xmlns:wp14="http://schemas.microsoft.com/office/word/2010/wordprocessingDrawing" xmlns:wp="http://schemas.openxmlformats.org/drawingml/2006/wordprocessingDrawing" xmlns:w10="urn:schemas-microsoft-com:office:word" xmlns:w="http://schemas.openxmlformats.org/wordprocessingml/2006/main" xmlns:w14="http://schemas.microsoft.com/office/word/2010/wordml" xmlns:w15="http://schemas.microsoft.com/office/word/2012/wordml" xmlns:w16cex="http://schemas.microsoft.com/office/word/2018/wordml/cex" xmlns:w16cid="http://schemas.microsoft.com/office/word/2016/wordml/cid" xmlns:w16="http://schemas.microsoft.com/office/word/2018/wordml" xmlns:w16du="http://schemas.microsoft.com/office/word/2023/wordml/word16du" xmlns:w16sdtdh="http://schemas.microsoft.com/office/word/2020/wordml/sdtdatahash" xmlns:w16sdtfl="http://schemas.microsoft.com/office/word/2024/wordml/sdtformatlock" xmlns:w16se="http://schemas.microsoft.com/office/word/2015/wordml/symex" xmlns:wpg="http://schemas.microsoft.com/office/word/2010/wordprocessingGroup" xmlns:wpi="http://schemas.microsoft.com/office/word/2010/wordprocessingInk" xmlns:wne="http://schemas.microsoft.com/office/word/2006/wordml" xmlns:wps="http://schemas.microsoft.com/office/word/2010/wordprocessingShape" mc:Ignorable="w14 w15 w16se w16cid w16 w16cex w16sdtdh w16sdtfl w16du wp14">
   <w:abstractNum w:abstractNumId="0" w15:restartNumberingAfterBreak="0">
@@ -11380,14 +10323,6 @@
     <w:abstractNumId w:val="9"/>
   </w:num>
 </w:numbering>
-</file>
-
-<file path=word/people.xml><?xml version="1.0" encoding="utf-8"?>
-<w15:people xmlns:wpc="http://schemas.microsoft.com/office/word/2010/wordprocessingCanvas" xmlns:cx="http://schemas.microsoft.com/office/drawing/2014/chartex" xmlns:cx1="http://schemas.microsoft.com/office/drawing/2015/9/8/chartex" xmlns:cx2="http://schemas.microsoft.com/office/drawing/2015/10/21/chartex" xmlns:cx3="http://schemas.microsoft.com/office/drawing/2016/5/9/chartex" xmlns:cx4="http://schemas.microsoft.com/office/drawing/2016/5/10/chartex" xmlns:cx5="http://schemas.microsoft.com/office/drawing/2016/5/11/chartex" xmlns:cx6="http://schemas.microsoft.com/office/drawing/2016/5/12/chartex" xmlns:cx7="http://schemas.microsoft.com/office/drawing/2016/5/13/chartex" xmlns:cx8="http://schemas.microsoft.com/office/drawing/2016/5/14/chartex" xmlns:mc="http://schemas.openxmlformats.org/markup-compatibility/2006" xmlns:aink="http://schemas.microsoft.com/office/drawing/2016/ink" xmlns:am3d="http://schemas.microsoft.com/office/drawing/2017/model3d" xmlns:o="urn:schemas-microsoft-com:office:office" xmlns:oel="http://schemas.microsoft.com/office/2019/extlst" xmlns:r="http://schemas.openxmlformats.org/officeDocument/2006/relationships" xmlns:m="http://schemas.openxmlformats.org/officeDocument/2006/math" xmlns:v="urn:schemas-microsoft-com:vml" xmlns:wp14="http://schemas.microsoft.com/office/word/2010/wordprocessingDrawing" xmlns:wp="http://schemas.openxmlformats.org/drawingml/2006/wordprocessingDrawing" xmlns:w10="urn:schemas-microsoft-com:office:word" xmlns:w="http://schemas.openxmlformats.org/wordprocessingml/2006/main" xmlns:w14="http://schemas.microsoft.com/office/word/2010/wordml" xmlns:w15="http://schemas.microsoft.com/office/word/2012/wordml" xmlns:w16cex="http://schemas.microsoft.com/office/word/2018/wordml/cex" xmlns:w16cid="http://schemas.microsoft.com/office/word/2016/wordml/cid" xmlns:w16="http://schemas.microsoft.com/office/word/2018/wordml" xmlns:w16du="http://schemas.microsoft.com/office/word/2023/wordml/word16du" xmlns:w16sdtdh="http://schemas.microsoft.com/office/word/2020/wordml/sdtdatahash" xmlns:w16sdtfl="http://schemas.microsoft.com/office/word/2024/wordml/sdtformatlock" xmlns:w16se="http://schemas.microsoft.com/office/word/2015/wordml/symex" xmlns:wpg="http://schemas.microsoft.com/office/word/2010/wordprocessingGroup" xmlns:wpi="http://schemas.microsoft.com/office/word/2010/wordprocessingInk" xmlns:wne="http://schemas.microsoft.com/office/word/2006/wordml" xmlns:wps="http://schemas.microsoft.com/office/word/2010/wordprocessingShape" mc:Ignorable="w14 w15 w16se w16cid w16 w16cex w16sdtdh w16sdtfl w16du wp14">
-  <w15:person w15:author="陳瑋純">
-    <w15:presenceInfo w15:providerId="AD" w15:userId="S::MACY@hotaimotor.com.tw::7a1998f9-f520-4520-9731-b21c7e831d8f"/>
-  </w15:person>
-</w15:people>
 </file>
 
 <file path=word/styles.xml><?xml version="1.0" encoding="utf-8"?>
@@ -12367,11 +11302,12 @@
     <w:sig w:usb0="E0002EFF" w:usb1="C000785B" w:usb2="00000009" w:usb3="00000000" w:csb0="000001FF" w:csb1="00000000"/>
   </w:font>
   <w:font w:name="標楷體">
-    <w:panose1 w:val="03000509000000000000"/>
+    <w:altName w:val="微軟正黑體"/>
+    <w:panose1 w:val="020B0604020202020204"/>
     <w:charset w:val="88"/>
     <w:family w:val="script"/>
     <w:pitch w:val="fixed"/>
-    <w:sig w:usb0="00000003" w:usb1="080E0000" w:usb2="00000016" w:usb3="00000000" w:csb0="00100001" w:csb1="00000000"/>
+    <w:sig w:usb0="00002A87" w:usb1="080E0000" w:usb2="00000016" w:usb3="00000000" w:csb0="001001FF" w:csb1="00000000"/>
   </w:font>
   <w:font w:name="新細明體">
     <w:altName w:val="PMingLiU"/>
@@ -12426,12 +11362,14 @@
     <w:sig w:usb0="E4002EFF" w:usb1="C200247B" w:usb2="00000009" w:usb3="00000000" w:csb0="000001FF" w:csb1="00000000"/>
   </w:font>
   <w:font w:name="Aptos">
+    <w:panose1 w:val="020B0004020202020204"/>
     <w:charset w:val="00"/>
     <w:family w:val="swiss"/>
     <w:pitch w:val="variable"/>
     <w:sig w:usb0="20000287" w:usb1="00000003" w:usb2="00000000" w:usb3="00000000" w:csb0="0000019F" w:csb1="00000000"/>
   </w:font>
   <w:font w:name="Aptos Display">
+    <w:panose1 w:val="020B0004020202020204"/>
     <w:charset w:val="00"/>
     <w:family w:val="swiss"/>
     <w:pitch w:val="variable"/>
@@ -12470,6 +11408,7 @@
     <w:rsid w:val="002A7B64"/>
     <w:rsid w:val="002F5C8C"/>
     <w:rsid w:val="002F5E12"/>
+    <w:rsid w:val="00327274"/>
     <w:rsid w:val="00406C38"/>
     <w:rsid w:val="0064255F"/>
     <w:rsid w:val="006B307D"/>
@@ -12479,6 +11418,7 @@
     <w:rsid w:val="0089294A"/>
     <w:rsid w:val="009A7B82"/>
     <w:rsid w:val="00A97FA9"/>
+    <w:rsid w:val="00AF63DE"/>
     <w:rsid w:val="00C75472"/>
     <w:rsid w:val="00E42492"/>
   </w:rsids>
@@ -13372,34 +12312,6 @@
 </file>
 
 <file path=customXml/item1.xml><?xml version="1.0" encoding="utf-8"?>
-<p:properties xmlns:p="http://schemas.microsoft.com/office/2006/metadata/properties" xmlns:xsi="http://www.w3.org/2001/XMLSchema-instance" xmlns:pc="http://schemas.microsoft.com/office/infopath/2007/PartnerControls">
-  <documentManagement>
-    <TaxCatchAll xmlns="5ea9d2c8-3044-4d84-a4fb-4c35e5c5203e" xsi:nil="true"/>
-    <lcf76f155ced4ddcb4097134ff3c332f xmlns="6f72ad8e-0869-4d87-9dea-98ba36455794">
-      <Terms xmlns="http://schemas.microsoft.com/office/infopath/2007/PartnerControls"/>
-    </lcf76f155ced4ddcb4097134ff3c332f>
-  </documentManagement>
-</p:properties>
-</file>
-
-<file path=customXml/item2.xml><?xml version="1.0" encoding="utf-8"?>
-<LongProperties xmlns="http://schemas.microsoft.com/office/2006/metadata/longProperties"/>
-</file>
-
-<file path=customXml/item3.xml><?xml version="1.0" encoding="utf-8"?>
-<?mso-contentType ?>
-<FormTemplates xmlns="http://schemas.microsoft.com/sharepoint/v3/contenttype/forms">
-  <Display>DocumentLibraryForm</Display>
-  <Edit>DocumentLibraryForm</Edit>
-  <New>DocumentLibraryForm</New>
-</FormTemplates>
-</file>
-
-<file path=customXml/item4.xml><?xml version="1.0" encoding="utf-8"?>
-<b:Sources xmlns:b="http://schemas.openxmlformats.org/officeDocument/2006/bibliography" xmlns="http://schemas.openxmlformats.org/officeDocument/2006/bibliography" SelectedStyle="\APA.XSL" StyleName="APA"/>
-</file>
-
-<file path=customXml/item5.xml><?xml version="1.0" encoding="utf-8"?>
 <ct:contentTypeSchema xmlns:ct="http://schemas.microsoft.com/office/2006/metadata/contentType" xmlns:ma="http://schemas.microsoft.com/office/2006/metadata/properties/metaAttributes" ct:_="" ma:_="" ma:contentTypeName="文件" ma:contentTypeID="0x0101008A2680E5EBAE5F4BA05D06707F3B94DC" ma:contentTypeVersion="19" ma:contentTypeDescription="建立新的文件。" ma:contentTypeScope="" ma:versionID="d1ee960b7de1201caf09e072fcb3dcc9">
   <xsd:schema xmlns:xsd="http://www.w3.org/2001/XMLSchema" xmlns:xs="http://www.w3.org/2001/XMLSchema" xmlns:p="http://schemas.microsoft.com/office/2006/metadata/properties" xmlns:ns2="6f72ad8e-0869-4d87-9dea-98ba36455794" xmlns:ns3="5ea9d2c8-3044-4d84-a4fb-4c35e5c5203e" targetNamespace="http://schemas.microsoft.com/office/2006/metadata/properties" ma:root="true" ma:fieldsID="cd1cbb19d7b05471ca3c2b6aae746b5a" ns2:_="" ns3:_="">
     <xsd:import namespace="6f72ad8e-0869-4d87-9dea-98ba36455794"/>
@@ -13654,42 +12566,35 @@
 </ct:contentTypeSchema>
 </file>
 
-<file path=customXml/itemProps1.xml><?xml version="1.0" encoding="utf-8"?>
-<ds:datastoreItem xmlns:ds="http://schemas.openxmlformats.org/officeDocument/2006/customXml" ds:itemID="{B9B9581F-0D8F-4F1C-A015-8BF39B73972F}">
-  <ds:schemaRefs>
-    <ds:schemaRef ds:uri="http://schemas.microsoft.com/office/2006/metadata/properties"/>
-    <ds:schemaRef ds:uri="http://schemas.microsoft.com/office/infopath/2007/PartnerControls"/>
-    <ds:schemaRef ds:uri="5ea9d2c8-3044-4d84-a4fb-4c35e5c5203e"/>
-    <ds:schemaRef ds:uri="6f72ad8e-0869-4d87-9dea-98ba36455794"/>
-  </ds:schemaRefs>
-</ds:datastoreItem>
+<file path=customXml/item2.xml><?xml version="1.0" encoding="utf-8"?>
+<b:Sources xmlns:b="http://schemas.openxmlformats.org/officeDocument/2006/bibliography" xmlns="http://schemas.openxmlformats.org/officeDocument/2006/bibliography" SelectedStyle="\APA.XSL" StyleName="APA"/>
 </file>
 
-<file path=customXml/itemProps2.xml><?xml version="1.0" encoding="utf-8"?>
-<ds:datastoreItem xmlns:ds="http://schemas.openxmlformats.org/officeDocument/2006/customXml" ds:itemID="{8773CED9-5EE2-4E66-9B4C-46589C7151AA}">
-  <ds:schemaRefs>
-    <ds:schemaRef ds:uri="http://schemas.microsoft.com/office/2006/metadata/longProperties"/>
-  </ds:schemaRefs>
-</ds:datastoreItem>
+<file path=customXml/item3.xml><?xml version="1.0" encoding="utf-8"?>
+<?mso-contentType ?>
+<FormTemplates xmlns="http://schemas.microsoft.com/sharepoint/v3/contenttype/forms">
+  <Display>DocumentLibraryForm</Display>
+  <Edit>DocumentLibraryForm</Edit>
+  <New>DocumentLibraryForm</New>
+</FormTemplates>
 </file>
 
-<file path=customXml/itemProps3.xml><?xml version="1.0" encoding="utf-8"?>
-<ds:datastoreItem xmlns:ds="http://schemas.openxmlformats.org/officeDocument/2006/customXml" ds:itemID="{79E3C63F-C170-4A27-9D0B-05198D1CE796}">
-  <ds:schemaRefs>
-    <ds:schemaRef ds:uri="http://schemas.microsoft.com/sharepoint/v3/contenttype/forms"/>
-  </ds:schemaRefs>
-</ds:datastoreItem>
+<file path=customXml/item4.xml><?xml version="1.0" encoding="utf-8"?>
+<LongProperties xmlns="http://schemas.microsoft.com/office/2006/metadata/longProperties"/>
 </file>
 
-<file path=customXml/itemProps4.xml><?xml version="1.0" encoding="utf-8"?>
-<ds:datastoreItem xmlns:ds="http://schemas.openxmlformats.org/officeDocument/2006/customXml" ds:itemID="{C6543026-F6B9-4A65-8077-04FB87809AD0}">
-  <ds:schemaRefs>
-    <ds:schemaRef ds:uri="http://schemas.openxmlformats.org/officeDocument/2006/bibliography"/>
-  </ds:schemaRefs>
-</ds:datastoreItem>
+<file path=customXml/item5.xml><?xml version="1.0" encoding="utf-8"?>
+<p:properties xmlns:p="http://schemas.microsoft.com/office/2006/metadata/properties" xmlns:xsi="http://www.w3.org/2001/XMLSchema-instance" xmlns:pc="http://schemas.microsoft.com/office/infopath/2007/PartnerControls">
+  <documentManagement>
+    <TaxCatchAll xmlns="5ea9d2c8-3044-4d84-a4fb-4c35e5c5203e" xsi:nil="true"/>
+    <lcf76f155ced4ddcb4097134ff3c332f xmlns="6f72ad8e-0869-4d87-9dea-98ba36455794">
+      <Terms xmlns="http://schemas.microsoft.com/office/infopath/2007/PartnerControls"/>
+    </lcf76f155ced4ddcb4097134ff3c332f>
+  </documentManagement>
+</p:properties>
 </file>
 
-<file path=customXml/itemProps5.xml><?xml version="1.0" encoding="utf-8"?>
+<file path=customXml/itemProps1.xml><?xml version="1.0" encoding="utf-8"?>
 <ds:datastoreItem xmlns:ds="http://schemas.openxmlformats.org/officeDocument/2006/customXml" ds:itemID="{22D890EB-4D20-4893-ACFD-A8DBF0A7B3AF}">
   <ds:schemaRefs>
     <ds:schemaRef ds:uri="http://schemas.microsoft.com/office/2006/metadata/contentType"/>
@@ -13706,4 +12611,45 @@
     <ds:schemaRef ds:uri="http://schemas.microsoft.com/internal/obd"/>
   </ds:schemaRefs>
 </ds:datastoreItem>
+</file>
+
+<file path=customXml/itemProps2.xml><?xml version="1.0" encoding="utf-8"?>
+<ds:datastoreItem xmlns:ds="http://schemas.openxmlformats.org/officeDocument/2006/customXml" ds:itemID="{C6543026-F6B9-4A65-8077-04FB87809AD0}">
+  <ds:schemaRefs>
+    <ds:schemaRef ds:uri="http://schemas.openxmlformats.org/officeDocument/2006/bibliography"/>
+  </ds:schemaRefs>
+</ds:datastoreItem>
+</file>
+
+<file path=customXml/itemProps3.xml><?xml version="1.0" encoding="utf-8"?>
+<ds:datastoreItem xmlns:ds="http://schemas.openxmlformats.org/officeDocument/2006/customXml" ds:itemID="{79E3C63F-C170-4A27-9D0B-05198D1CE796}">
+  <ds:schemaRefs>
+    <ds:schemaRef ds:uri="http://schemas.microsoft.com/sharepoint/v3/contenttype/forms"/>
+  </ds:schemaRefs>
+</ds:datastoreItem>
+</file>
+
+<file path=customXml/itemProps4.xml><?xml version="1.0" encoding="utf-8"?>
+<ds:datastoreItem xmlns:ds="http://schemas.openxmlformats.org/officeDocument/2006/customXml" ds:itemID="{8773CED9-5EE2-4E66-9B4C-46589C7151AA}">
+  <ds:schemaRefs>
+    <ds:schemaRef ds:uri="http://schemas.microsoft.com/office/2006/metadata/longProperties"/>
+  </ds:schemaRefs>
+</ds:datastoreItem>
+</file>
+
+<file path=customXml/itemProps5.xml><?xml version="1.0" encoding="utf-8"?>
+<ds:datastoreItem xmlns:ds="http://schemas.openxmlformats.org/officeDocument/2006/customXml" ds:itemID="{B9B9581F-0D8F-4F1C-A015-8BF39B73972F}">
+  <ds:schemaRefs>
+    <ds:schemaRef ds:uri="http://schemas.microsoft.com/office/2006/metadata/properties"/>
+    <ds:schemaRef ds:uri="http://schemas.microsoft.com/office/infopath/2007/PartnerControls"/>
+    <ds:schemaRef ds:uri="5ea9d2c8-3044-4d84-a4fb-4c35e5c5203e"/>
+    <ds:schemaRef ds:uri="6f72ad8e-0869-4d87-9dea-98ba36455794"/>
+  </ds:schemaRefs>
+</ds:datastoreItem>
+</file>
+
+<file path=docMetadata/LabelInfo.xml><?xml version="1.0" encoding="utf-8"?>
+<clbl:labelList xmlns:clbl="http://schemas.microsoft.com/office/2020/mipLabelMetadata">
+  <clbl:label id="{f42aa342-8706-4288-bd11-ebb85995028c}" enabled="1" method="Standard" siteId="{72f988bf-86f1-41af-91ab-2d7cd011db47}" contentBits="0" removed="0"/>
+</clbl:labelList>
 </file>